--- a/pa/PA2/01. Software Development Plan.docx
+++ b/pa/PA2/01. Software Development Plan.docx
@@ -35,7 +35,19 @@
         <w:rPr>
           <w:sz w:val="28"/>
         </w:rPr>
-        <w:t>Version 1.0</w:t>
+        <w:t xml:space="preserve">Version </w:t>
+      </w:r>
+      <w:r>
+        <w:rPr>
+          <w:sz w:val="28"/>
+        </w:rPr>
+        <w:t>2</w:t>
+      </w:r>
+      <w:r>
+        <w:rPr>
+          <w:sz w:val="28"/>
+        </w:rPr>
+        <w:t>.0</w:t>
       </w:r>
     </w:p>
     <w:p>
@@ -75,7 +87,7 @@
     </w:p>
     <w:tbl>
       <w:tblPr>
-        <w:tblW w:w="0" w:type="auto"/>
+        <w:tblW w:w="9504" w:type="dxa"/>
         <w:tblBorders>
           <w:top w:val="single" w:sz="6" w:space="0" w:color="auto"/>
           <w:left w:val="single" w:sz="6" w:space="0" w:color="auto"/>
@@ -253,6 +265,9 @@
             <w:pPr>
               <w:pStyle w:val="Tabletext"/>
             </w:pPr>
+            <w:r>
+              <w:t>22/10/2026</w:t>
+            </w:r>
           </w:p>
         </w:tc>
         <w:tc>
@@ -263,6 +278,9 @@
             <w:pPr>
               <w:pStyle w:val="Tabletext"/>
             </w:pPr>
+            <w:r>
+              <w:t>2.0</w:t>
+            </w:r>
           </w:p>
         </w:tc>
         <w:tc>
@@ -283,6 +301,9 @@
             <w:pPr>
               <w:pStyle w:val="Tabletext"/>
             </w:pPr>
+            <w:r>
+              <w:t>Huynh Thanh Tu</w:t>
+            </w:r>
           </w:p>
         </w:tc>
       </w:tr>
@@ -392,10 +413,13 @@
           <w:tab w:val="right" w:pos="9350"/>
         </w:tabs>
         <w:rPr>
+          <w:rFonts w:asciiTheme="minorHAnsi" w:eastAsiaTheme="minorEastAsia" w:hAnsiTheme="minorHAnsi" w:cstheme="minorBidi"/>
           <w:b w:val="0"/>
           <w:bCs w:val="0"/>
           <w:noProof/>
+          <w:kern w:val="2"/>
           <w:sz w:val="24"/>
+          <w14:ligatures w14:val="standardContextual"/>
         </w:rPr>
       </w:pPr>
       <w:r>
@@ -419,7 +443,7 @@
         </w:rPr>
         <w:fldChar w:fldCharType="separate"/>
       </w:r>
-      <w:hyperlink w:anchor="_Toc307271011" w:history="1">
+      <w:hyperlink w:anchor="_Toc243574390" w:history="1">
         <w:r>
           <w:rPr>
             <w:rStyle w:val="Hyperlink"/>
@@ -429,10 +453,13 @@
         </w:r>
         <w:r>
           <w:rPr>
+            <w:rFonts w:asciiTheme="minorHAnsi" w:eastAsiaTheme="minorEastAsia" w:hAnsiTheme="minorHAnsi" w:cstheme="minorBidi"/>
             <w:b w:val="0"/>
             <w:bCs w:val="0"/>
             <w:noProof/>
+            <w:kern w:val="2"/>
             <w:sz w:val="24"/>
+            <w14:ligatures w14:val="standardContextual"/>
           </w:rPr>
           <w:tab/>
         </w:r>
@@ -462,7 +489,7 @@
             <w:noProof/>
             <w:webHidden/>
           </w:rPr>
-          <w:instrText xml:space="preserve"> PAGEREF _Toc307271011 \h </w:instrText>
+          <w:instrText xml:space="preserve"> PAGEREF _Toc243574390 \h </w:instrText>
         </w:r>
         <w:r>
           <w:rPr>
@@ -501,13 +528,16 @@
           <w:tab w:val="right" w:pos="9350"/>
         </w:tabs>
         <w:rPr>
+          <w:rFonts w:asciiTheme="minorHAnsi" w:eastAsiaTheme="minorEastAsia" w:hAnsiTheme="minorHAnsi" w:cstheme="minorBidi"/>
           <w:i w:val="0"/>
           <w:iCs w:val="0"/>
           <w:noProof/>
+          <w:kern w:val="2"/>
           <w:sz w:val="24"/>
-        </w:rPr>
-      </w:pPr>
-      <w:hyperlink w:anchor="_Toc307271012" w:history="1">
+          <w14:ligatures w14:val="standardContextual"/>
+        </w:rPr>
+      </w:pPr>
+      <w:hyperlink w:anchor="_Toc243574391" w:history="1">
         <w:r>
           <w:rPr>
             <w:rStyle w:val="Hyperlink"/>
@@ -517,10 +547,13 @@
         </w:r>
         <w:r>
           <w:rPr>
+            <w:rFonts w:asciiTheme="minorHAnsi" w:eastAsiaTheme="minorEastAsia" w:hAnsiTheme="minorHAnsi" w:cstheme="minorBidi"/>
             <w:i w:val="0"/>
             <w:iCs w:val="0"/>
             <w:noProof/>
+            <w:kern w:val="2"/>
             <w:sz w:val="24"/>
+            <w14:ligatures w14:val="standardContextual"/>
           </w:rPr>
           <w:tab/>
         </w:r>
@@ -550,7 +583,7 @@
             <w:noProof/>
             <w:webHidden/>
           </w:rPr>
-          <w:instrText xml:space="preserve"> PAGEREF _Toc307271012 \h </w:instrText>
+          <w:instrText xml:space="preserve"> PAGEREF _Toc243574391 \h </w:instrText>
         </w:r>
         <w:r>
           <w:rPr>
@@ -589,13 +622,16 @@
           <w:tab w:val="right" w:pos="9350"/>
         </w:tabs>
         <w:rPr>
+          <w:rFonts w:asciiTheme="minorHAnsi" w:eastAsiaTheme="minorEastAsia" w:hAnsiTheme="minorHAnsi" w:cstheme="minorBidi"/>
           <w:i w:val="0"/>
           <w:iCs w:val="0"/>
           <w:noProof/>
+          <w:kern w:val="2"/>
           <w:sz w:val="24"/>
-        </w:rPr>
-      </w:pPr>
-      <w:hyperlink w:anchor="_Toc307271013" w:history="1">
+          <w14:ligatures w14:val="standardContextual"/>
+        </w:rPr>
+      </w:pPr>
+      <w:hyperlink w:anchor="_Toc243574392" w:history="1">
         <w:r>
           <w:rPr>
             <w:rStyle w:val="Hyperlink"/>
@@ -605,10 +641,13 @@
         </w:r>
         <w:r>
           <w:rPr>
+            <w:rFonts w:asciiTheme="minorHAnsi" w:eastAsiaTheme="minorEastAsia" w:hAnsiTheme="minorHAnsi" w:cstheme="minorBidi"/>
             <w:i w:val="0"/>
             <w:iCs w:val="0"/>
             <w:noProof/>
+            <w:kern w:val="2"/>
             <w:sz w:val="24"/>
+            <w14:ligatures w14:val="standardContextual"/>
           </w:rPr>
           <w:tab/>
         </w:r>
@@ -638,7 +677,7 @@
             <w:noProof/>
             <w:webHidden/>
           </w:rPr>
-          <w:instrText xml:space="preserve"> PAGEREF _Toc307271013 \h </w:instrText>
+          <w:instrText xml:space="preserve"> PAGEREF _Toc243574392 \h </w:instrText>
         </w:r>
         <w:r>
           <w:rPr>
@@ -677,13 +716,16 @@
           <w:tab w:val="right" w:pos="9350"/>
         </w:tabs>
         <w:rPr>
+          <w:rFonts w:asciiTheme="minorHAnsi" w:eastAsiaTheme="minorEastAsia" w:hAnsiTheme="minorHAnsi" w:cstheme="minorBidi"/>
           <w:i w:val="0"/>
           <w:iCs w:val="0"/>
           <w:noProof/>
+          <w:kern w:val="2"/>
           <w:sz w:val="24"/>
-        </w:rPr>
-      </w:pPr>
-      <w:hyperlink w:anchor="_Toc307271014" w:history="1">
+          <w14:ligatures w14:val="standardContextual"/>
+        </w:rPr>
+      </w:pPr>
+      <w:hyperlink w:anchor="_Toc243574393" w:history="1">
         <w:r>
           <w:rPr>
             <w:rStyle w:val="Hyperlink"/>
@@ -693,10 +735,13 @@
         </w:r>
         <w:r>
           <w:rPr>
+            <w:rFonts w:asciiTheme="minorHAnsi" w:eastAsiaTheme="minorEastAsia" w:hAnsiTheme="minorHAnsi" w:cstheme="minorBidi"/>
             <w:i w:val="0"/>
             <w:iCs w:val="0"/>
             <w:noProof/>
+            <w:kern w:val="2"/>
             <w:sz w:val="24"/>
+            <w14:ligatures w14:val="standardContextual"/>
           </w:rPr>
           <w:tab/>
         </w:r>
@@ -726,7 +771,7 @@
             <w:noProof/>
             <w:webHidden/>
           </w:rPr>
-          <w:instrText xml:space="preserve"> PAGEREF _Toc307271014 \h </w:instrText>
+          <w:instrText xml:space="preserve"> PAGEREF _Toc243574393 \h </w:instrText>
         </w:r>
         <w:r>
           <w:rPr>
@@ -746,7 +791,7 @@
             <w:noProof/>
             <w:webHidden/>
           </w:rPr>
-          <w:t>4</w:t>
+          <w:t>5</w:t>
         </w:r>
         <w:r>
           <w:rPr>
@@ -765,13 +810,16 @@
           <w:tab w:val="right" w:pos="9350"/>
         </w:tabs>
         <w:rPr>
+          <w:rFonts w:asciiTheme="minorHAnsi" w:eastAsiaTheme="minorEastAsia" w:hAnsiTheme="minorHAnsi" w:cstheme="minorBidi"/>
           <w:b w:val="0"/>
           <w:bCs w:val="0"/>
           <w:noProof/>
+          <w:kern w:val="2"/>
           <w:sz w:val="24"/>
-        </w:rPr>
-      </w:pPr>
-      <w:hyperlink w:anchor="_Toc307271015" w:history="1">
+          <w14:ligatures w14:val="standardContextual"/>
+        </w:rPr>
+      </w:pPr>
+      <w:hyperlink w:anchor="_Toc243574394" w:history="1">
         <w:r>
           <w:rPr>
             <w:rStyle w:val="Hyperlink"/>
@@ -781,10 +829,13 @@
         </w:r>
         <w:r>
           <w:rPr>
+            <w:rFonts w:asciiTheme="minorHAnsi" w:eastAsiaTheme="minorEastAsia" w:hAnsiTheme="minorHAnsi" w:cstheme="minorBidi"/>
             <w:b w:val="0"/>
             <w:bCs w:val="0"/>
             <w:noProof/>
+            <w:kern w:val="2"/>
             <w:sz w:val="24"/>
+            <w14:ligatures w14:val="standardContextual"/>
           </w:rPr>
           <w:tab/>
         </w:r>
@@ -814,7 +865,7 @@
             <w:noProof/>
             <w:webHidden/>
           </w:rPr>
-          <w:instrText xml:space="preserve"> PAGEREF _Toc307271015 \h </w:instrText>
+          <w:instrText xml:space="preserve"> PAGEREF _Toc243574394 \h </w:instrText>
         </w:r>
         <w:r>
           <w:rPr>
@@ -834,7 +885,7 @@
             <w:noProof/>
             <w:webHidden/>
           </w:rPr>
-          <w:t>4</w:t>
+          <w:t>5</w:t>
         </w:r>
         <w:r>
           <w:rPr>
@@ -853,13 +904,16 @@
           <w:tab w:val="right" w:pos="9350"/>
         </w:tabs>
         <w:rPr>
+          <w:rFonts w:asciiTheme="minorHAnsi" w:eastAsiaTheme="minorEastAsia" w:hAnsiTheme="minorHAnsi" w:cstheme="minorBidi"/>
           <w:i w:val="0"/>
           <w:iCs w:val="0"/>
           <w:noProof/>
+          <w:kern w:val="2"/>
           <w:sz w:val="24"/>
-        </w:rPr>
-      </w:pPr>
-      <w:hyperlink w:anchor="_Toc307271016" w:history="1">
+          <w14:ligatures w14:val="standardContextual"/>
+        </w:rPr>
+      </w:pPr>
+      <w:hyperlink w:anchor="_Toc243574395" w:history="1">
         <w:r>
           <w:rPr>
             <w:rStyle w:val="Hyperlink"/>
@@ -869,10 +923,13 @@
         </w:r>
         <w:r>
           <w:rPr>
+            <w:rFonts w:asciiTheme="minorHAnsi" w:eastAsiaTheme="minorEastAsia" w:hAnsiTheme="minorHAnsi" w:cstheme="minorBidi"/>
             <w:i w:val="0"/>
             <w:iCs w:val="0"/>
             <w:noProof/>
+            <w:kern w:val="2"/>
             <w:sz w:val="24"/>
+            <w14:ligatures w14:val="standardContextual"/>
           </w:rPr>
           <w:tab/>
         </w:r>
@@ -902,7 +959,7 @@
             <w:noProof/>
             <w:webHidden/>
           </w:rPr>
-          <w:instrText xml:space="preserve"> PAGEREF _Toc307271016 \h </w:instrText>
+          <w:instrText xml:space="preserve"> PAGEREF _Toc243574395 \h </w:instrText>
         </w:r>
         <w:r>
           <w:rPr>
@@ -922,7 +979,7 @@
             <w:noProof/>
             <w:webHidden/>
           </w:rPr>
-          <w:t>4</w:t>
+          <w:t>5</w:t>
         </w:r>
         <w:r>
           <w:rPr>
@@ -941,13 +998,16 @@
           <w:tab w:val="right" w:pos="9350"/>
         </w:tabs>
         <w:rPr>
+          <w:rFonts w:asciiTheme="minorHAnsi" w:eastAsiaTheme="minorEastAsia" w:hAnsiTheme="minorHAnsi" w:cstheme="minorBidi"/>
           <w:i w:val="0"/>
           <w:iCs w:val="0"/>
           <w:noProof/>
+          <w:kern w:val="2"/>
           <w:sz w:val="24"/>
-        </w:rPr>
-      </w:pPr>
-      <w:hyperlink w:anchor="_Toc307271017" w:history="1">
+          <w14:ligatures w14:val="standardContextual"/>
+        </w:rPr>
+      </w:pPr>
+      <w:hyperlink w:anchor="_Toc243574396" w:history="1">
         <w:r>
           <w:rPr>
             <w:rStyle w:val="Hyperlink"/>
@@ -957,10 +1017,13 @@
         </w:r>
         <w:r>
           <w:rPr>
+            <w:rFonts w:asciiTheme="minorHAnsi" w:eastAsiaTheme="minorEastAsia" w:hAnsiTheme="minorHAnsi" w:cstheme="minorBidi"/>
             <w:i w:val="0"/>
             <w:iCs w:val="0"/>
             <w:noProof/>
+            <w:kern w:val="2"/>
             <w:sz w:val="24"/>
+            <w14:ligatures w14:val="standardContextual"/>
           </w:rPr>
           <w:tab/>
         </w:r>
@@ -990,7 +1053,7 @@
             <w:noProof/>
             <w:webHidden/>
           </w:rPr>
-          <w:instrText xml:space="preserve"> PAGEREF _Toc307271017 \h </w:instrText>
+          <w:instrText xml:space="preserve"> PAGEREF _Toc243574396 \h </w:instrText>
         </w:r>
         <w:r>
           <w:rPr>
@@ -1010,7 +1073,7 @@
             <w:noProof/>
             <w:webHidden/>
           </w:rPr>
-          <w:t>4</w:t>
+          <w:t>6</w:t>
         </w:r>
         <w:r>
           <w:rPr>
@@ -1029,13 +1092,16 @@
           <w:tab w:val="right" w:pos="9350"/>
         </w:tabs>
         <w:rPr>
+          <w:rFonts w:asciiTheme="minorHAnsi" w:eastAsiaTheme="minorEastAsia" w:hAnsiTheme="minorHAnsi" w:cstheme="minorBidi"/>
           <w:i w:val="0"/>
           <w:iCs w:val="0"/>
           <w:noProof/>
+          <w:kern w:val="2"/>
           <w:sz w:val="24"/>
-        </w:rPr>
-      </w:pPr>
-      <w:hyperlink w:anchor="_Toc307271018" w:history="1">
+          <w14:ligatures w14:val="standardContextual"/>
+        </w:rPr>
+      </w:pPr>
+      <w:hyperlink w:anchor="_Toc243574397" w:history="1">
         <w:r>
           <w:rPr>
             <w:rStyle w:val="Hyperlink"/>
@@ -1045,10 +1111,13 @@
         </w:r>
         <w:r>
           <w:rPr>
+            <w:rFonts w:asciiTheme="minorHAnsi" w:eastAsiaTheme="minorEastAsia" w:hAnsiTheme="minorHAnsi" w:cstheme="minorBidi"/>
             <w:i w:val="0"/>
             <w:iCs w:val="0"/>
             <w:noProof/>
+            <w:kern w:val="2"/>
             <w:sz w:val="24"/>
+            <w14:ligatures w14:val="standardContextual"/>
           </w:rPr>
           <w:tab/>
         </w:r>
@@ -1078,7 +1147,7 @@
             <w:noProof/>
             <w:webHidden/>
           </w:rPr>
-          <w:instrText xml:space="preserve"> PAGEREF _Toc307271018 \h </w:instrText>
+          <w:instrText xml:space="preserve"> PAGEREF _Toc243574397 \h </w:instrText>
         </w:r>
         <w:r>
           <w:rPr>
@@ -1098,7 +1167,7 @@
             <w:noProof/>
             <w:webHidden/>
           </w:rPr>
-          <w:t>5</w:t>
+          <w:t>6</w:t>
         </w:r>
         <w:r>
           <w:rPr>
@@ -1117,13 +1186,16 @@
           <w:tab w:val="right" w:pos="9350"/>
         </w:tabs>
         <w:rPr>
+          <w:rFonts w:asciiTheme="minorHAnsi" w:eastAsiaTheme="minorEastAsia" w:hAnsiTheme="minorHAnsi" w:cstheme="minorBidi"/>
           <w:b w:val="0"/>
           <w:bCs w:val="0"/>
           <w:noProof/>
+          <w:kern w:val="2"/>
           <w:sz w:val="24"/>
-        </w:rPr>
-      </w:pPr>
-      <w:hyperlink w:anchor="_Toc307271019" w:history="1">
+          <w14:ligatures w14:val="standardContextual"/>
+        </w:rPr>
+      </w:pPr>
+      <w:hyperlink w:anchor="_Toc243574398" w:history="1">
         <w:r>
           <w:rPr>
             <w:rStyle w:val="Hyperlink"/>
@@ -1133,10 +1205,13 @@
         </w:r>
         <w:r>
           <w:rPr>
+            <w:rFonts w:asciiTheme="minorHAnsi" w:eastAsiaTheme="minorEastAsia" w:hAnsiTheme="minorHAnsi" w:cstheme="minorBidi"/>
             <w:b w:val="0"/>
             <w:bCs w:val="0"/>
             <w:noProof/>
+            <w:kern w:val="2"/>
             <w:sz w:val="24"/>
+            <w14:ligatures w14:val="standardContextual"/>
           </w:rPr>
           <w:tab/>
         </w:r>
@@ -1166,7 +1241,7 @@
             <w:noProof/>
             <w:webHidden/>
           </w:rPr>
-          <w:instrText xml:space="preserve"> PAGEREF _Toc307271019 \h </w:instrText>
+          <w:instrText xml:space="preserve"> PAGEREF _Toc243574398 \h </w:instrText>
         </w:r>
         <w:r>
           <w:rPr>
@@ -1186,7 +1261,7 @@
             <w:noProof/>
             <w:webHidden/>
           </w:rPr>
-          <w:t>5</w:t>
+          <w:t>7</w:t>
         </w:r>
         <w:r>
           <w:rPr>
@@ -1205,13 +1280,16 @@
           <w:tab w:val="right" w:pos="9350"/>
         </w:tabs>
         <w:rPr>
+          <w:rFonts w:asciiTheme="minorHAnsi" w:eastAsiaTheme="minorEastAsia" w:hAnsiTheme="minorHAnsi" w:cstheme="minorBidi"/>
           <w:i w:val="0"/>
           <w:iCs w:val="0"/>
           <w:noProof/>
+          <w:kern w:val="2"/>
           <w:sz w:val="24"/>
-        </w:rPr>
-      </w:pPr>
-      <w:hyperlink w:anchor="_Toc307271020" w:history="1">
+          <w14:ligatures w14:val="standardContextual"/>
+        </w:rPr>
+      </w:pPr>
+      <w:hyperlink w:anchor="_Toc243574399" w:history="1">
         <w:r>
           <w:rPr>
             <w:rStyle w:val="Hyperlink"/>
@@ -1221,10 +1299,13 @@
         </w:r>
         <w:r>
           <w:rPr>
+            <w:rFonts w:asciiTheme="minorHAnsi" w:eastAsiaTheme="minorEastAsia" w:hAnsiTheme="minorHAnsi" w:cstheme="minorBidi"/>
             <w:i w:val="0"/>
             <w:iCs w:val="0"/>
             <w:noProof/>
+            <w:kern w:val="2"/>
             <w:sz w:val="24"/>
+            <w14:ligatures w14:val="standardContextual"/>
           </w:rPr>
           <w:tab/>
         </w:r>
@@ -1254,7 +1335,7 @@
             <w:noProof/>
             <w:webHidden/>
           </w:rPr>
-          <w:instrText xml:space="preserve"> PAGEREF _Toc307271020 \h </w:instrText>
+          <w:instrText xml:space="preserve"> PAGEREF _Toc243574399 \h </w:instrText>
         </w:r>
         <w:r>
           <w:rPr>
@@ -1274,7 +1355,7 @@
             <w:noProof/>
             <w:webHidden/>
           </w:rPr>
-          <w:t>5</w:t>
+          <w:t>7</w:t>
         </w:r>
         <w:r>
           <w:rPr>
@@ -1293,13 +1374,16 @@
           <w:tab w:val="right" w:pos="9350"/>
         </w:tabs>
         <w:rPr>
+          <w:rFonts w:asciiTheme="minorHAnsi" w:eastAsiaTheme="minorEastAsia" w:hAnsiTheme="minorHAnsi" w:cstheme="minorBidi"/>
           <w:i w:val="0"/>
           <w:iCs w:val="0"/>
           <w:noProof/>
+          <w:kern w:val="2"/>
           <w:sz w:val="24"/>
-        </w:rPr>
-      </w:pPr>
-      <w:hyperlink w:anchor="_Toc307271021" w:history="1">
+          <w14:ligatures w14:val="standardContextual"/>
+        </w:rPr>
+      </w:pPr>
+      <w:hyperlink w:anchor="_Toc243574400" w:history="1">
         <w:r>
           <w:rPr>
             <w:rStyle w:val="Hyperlink"/>
@@ -1309,10 +1393,13 @@
         </w:r>
         <w:r>
           <w:rPr>
+            <w:rFonts w:asciiTheme="minorHAnsi" w:eastAsiaTheme="minorEastAsia" w:hAnsiTheme="minorHAnsi" w:cstheme="minorBidi"/>
             <w:i w:val="0"/>
             <w:iCs w:val="0"/>
             <w:noProof/>
+            <w:kern w:val="2"/>
             <w:sz w:val="24"/>
+            <w14:ligatures w14:val="standardContextual"/>
           </w:rPr>
           <w:tab/>
         </w:r>
@@ -1342,7 +1429,7 @@
             <w:noProof/>
             <w:webHidden/>
           </w:rPr>
-          <w:instrText xml:space="preserve"> PAGEREF _Toc307271021 \h </w:instrText>
+          <w:instrText xml:space="preserve"> PAGEREF _Toc243574400 \h </w:instrText>
         </w:r>
         <w:r>
           <w:rPr>
@@ -1362,7 +1449,7 @@
             <w:noProof/>
             <w:webHidden/>
           </w:rPr>
-          <w:t>5</w:t>
+          <w:t>8</w:t>
         </w:r>
         <w:r>
           <w:rPr>
@@ -1381,13 +1468,16 @@
           <w:tab w:val="right" w:pos="9350"/>
         </w:tabs>
         <w:rPr>
+          <w:rFonts w:asciiTheme="minorHAnsi" w:eastAsiaTheme="minorEastAsia" w:hAnsiTheme="minorHAnsi" w:cstheme="minorBidi"/>
           <w:b w:val="0"/>
           <w:bCs w:val="0"/>
           <w:noProof/>
+          <w:kern w:val="2"/>
           <w:sz w:val="24"/>
-        </w:rPr>
-      </w:pPr>
-      <w:hyperlink w:anchor="_Toc307271022" w:history="1">
+          <w14:ligatures w14:val="standardContextual"/>
+        </w:rPr>
+      </w:pPr>
+      <w:hyperlink w:anchor="_Toc243574401" w:history="1">
         <w:r>
           <w:rPr>
             <w:rStyle w:val="Hyperlink"/>
@@ -1397,10 +1487,13 @@
         </w:r>
         <w:r>
           <w:rPr>
+            <w:rFonts w:asciiTheme="minorHAnsi" w:eastAsiaTheme="minorEastAsia" w:hAnsiTheme="minorHAnsi" w:cstheme="minorBidi"/>
             <w:b w:val="0"/>
             <w:bCs w:val="0"/>
             <w:noProof/>
+            <w:kern w:val="2"/>
             <w:sz w:val="24"/>
+            <w14:ligatures w14:val="standardContextual"/>
           </w:rPr>
           <w:tab/>
         </w:r>
@@ -1430,7 +1523,7 @@
             <w:noProof/>
             <w:webHidden/>
           </w:rPr>
-          <w:instrText xml:space="preserve"> PAGEREF _Toc307271022 \h </w:instrText>
+          <w:instrText xml:space="preserve"> PAGEREF _Toc243574401 \h </w:instrText>
         </w:r>
         <w:r>
           <w:rPr>
@@ -1450,7 +1543,7 @@
             <w:noProof/>
             <w:webHidden/>
           </w:rPr>
-          <w:t>5</w:t>
+          <w:t>9</w:t>
         </w:r>
         <w:r>
           <w:rPr>
@@ -1469,13 +1562,16 @@
           <w:tab w:val="right" w:pos="9350"/>
         </w:tabs>
         <w:rPr>
+          <w:rFonts w:asciiTheme="minorHAnsi" w:eastAsiaTheme="minorEastAsia" w:hAnsiTheme="minorHAnsi" w:cstheme="minorBidi"/>
           <w:i w:val="0"/>
           <w:iCs w:val="0"/>
           <w:noProof/>
+          <w:kern w:val="2"/>
           <w:sz w:val="24"/>
-        </w:rPr>
-      </w:pPr>
-      <w:hyperlink w:anchor="_Toc307271023" w:history="1">
+          <w14:ligatures w14:val="standardContextual"/>
+        </w:rPr>
+      </w:pPr>
+      <w:hyperlink w:anchor="_Toc243574402" w:history="1">
         <w:r>
           <w:rPr>
             <w:rStyle w:val="Hyperlink"/>
@@ -1485,10 +1581,13 @@
         </w:r>
         <w:r>
           <w:rPr>
+            <w:rFonts w:asciiTheme="minorHAnsi" w:eastAsiaTheme="minorEastAsia" w:hAnsiTheme="minorHAnsi" w:cstheme="minorBidi"/>
             <w:i w:val="0"/>
             <w:iCs w:val="0"/>
             <w:noProof/>
+            <w:kern w:val="2"/>
             <w:sz w:val="24"/>
+            <w14:ligatures w14:val="standardContextual"/>
           </w:rPr>
           <w:tab/>
         </w:r>
@@ -1518,7 +1617,7 @@
             <w:noProof/>
             <w:webHidden/>
           </w:rPr>
-          <w:instrText xml:space="preserve"> PAGEREF _Toc307271023 \h </w:instrText>
+          <w:instrText xml:space="preserve"> PAGEREF _Toc243574402 \h </w:instrText>
         </w:r>
         <w:r>
           <w:rPr>
@@ -1538,7 +1637,367 @@
             <w:noProof/>
             <w:webHidden/>
           </w:rPr>
-          <w:t>5</w:t>
+          <w:t>9</w:t>
+        </w:r>
+        <w:r>
+          <w:rPr>
+            <w:noProof/>
+            <w:webHidden/>
+          </w:rPr>
+          <w:fldChar w:fldCharType="end"/>
+        </w:r>
+      </w:hyperlink>
+    </w:p>
+    <w:p>
+      <w:pPr>
+        <w:pStyle w:val="TOC3"/>
+        <w:tabs>
+          <w:tab w:val="left" w:pos="1200"/>
+          <w:tab w:val="right" w:pos="9350"/>
+        </w:tabs>
+        <w:rPr>
+          <w:rFonts w:asciiTheme="minorHAnsi" w:eastAsiaTheme="minorEastAsia" w:hAnsiTheme="minorHAnsi" w:cstheme="minorBidi"/>
+          <w:noProof/>
+          <w:kern w:val="2"/>
+          <w:sz w:val="24"/>
+          <w14:ligatures w14:val="standardContextual"/>
+        </w:rPr>
+      </w:pPr>
+      <w:hyperlink w:anchor="_Toc243574403" w:history="1">
+        <w:r>
+          <w:rPr>
+            <w:rStyle w:val="Hyperlink"/>
+            <w:noProof/>
+          </w:rPr>
+          <w:t>4.1.1</w:t>
+        </w:r>
+        <w:r>
+          <w:rPr>
+            <w:rFonts w:asciiTheme="minorHAnsi" w:eastAsiaTheme="minorEastAsia" w:hAnsiTheme="minorHAnsi" w:cstheme="minorBidi"/>
+            <w:noProof/>
+            <w:kern w:val="2"/>
+            <w:sz w:val="24"/>
+            <w14:ligatures w14:val="standardContextual"/>
+          </w:rPr>
+          <w:tab/>
+        </w:r>
+        <w:r>
+          <w:rPr>
+            <w:rStyle w:val="Hyperlink"/>
+            <w:noProof/>
+          </w:rPr>
+          <w:t>Cost Estimate</w:t>
+        </w:r>
+        <w:r>
+          <w:rPr>
+            <w:noProof/>
+            <w:webHidden/>
+          </w:rPr>
+          <w:t xml:space="preserve"> </w:t>
+        </w:r>
+        <w:r>
+          <w:rPr>
+            <w:noProof/>
+            <w:webHidden/>
+          </w:rPr>
+          <w:fldChar w:fldCharType="begin"/>
+        </w:r>
+        <w:r>
+          <w:rPr>
+            <w:noProof/>
+            <w:webHidden/>
+          </w:rPr>
+          <w:instrText xml:space="preserve"> PAGEREF _Toc243574403 \h </w:instrText>
+        </w:r>
+        <w:r>
+          <w:rPr>
+            <w:noProof/>
+            <w:webHidden/>
+          </w:rPr>
+        </w:r>
+        <w:r>
+          <w:rPr>
+            <w:noProof/>
+            <w:webHidden/>
+          </w:rPr>
+          <w:fldChar w:fldCharType="separate"/>
+        </w:r>
+        <w:r>
+          <w:rPr>
+            <w:noProof/>
+            <w:webHidden/>
+          </w:rPr>
+          <w:t>9</w:t>
+        </w:r>
+        <w:r>
+          <w:rPr>
+            <w:noProof/>
+            <w:webHidden/>
+          </w:rPr>
+          <w:fldChar w:fldCharType="end"/>
+        </w:r>
+      </w:hyperlink>
+    </w:p>
+    <w:p>
+      <w:pPr>
+        <w:pStyle w:val="TOC3"/>
+        <w:tabs>
+          <w:tab w:val="left" w:pos="1200"/>
+          <w:tab w:val="right" w:pos="9350"/>
+        </w:tabs>
+        <w:rPr>
+          <w:rFonts w:asciiTheme="minorHAnsi" w:eastAsiaTheme="minorEastAsia" w:hAnsiTheme="minorHAnsi" w:cstheme="minorBidi"/>
+          <w:noProof/>
+          <w:kern w:val="2"/>
+          <w:sz w:val="24"/>
+          <w14:ligatures w14:val="standardContextual"/>
+        </w:rPr>
+      </w:pPr>
+      <w:hyperlink w:anchor="_Toc243574404" w:history="1">
+        <w:r>
+          <w:rPr>
+            <w:rStyle w:val="Hyperlink"/>
+            <w:noProof/>
+          </w:rPr>
+          <w:t>4.1.2</w:t>
+        </w:r>
+        <w:r>
+          <w:rPr>
+            <w:rFonts w:asciiTheme="minorHAnsi" w:eastAsiaTheme="minorEastAsia" w:hAnsiTheme="minorHAnsi" w:cstheme="minorBidi"/>
+            <w:noProof/>
+            <w:kern w:val="2"/>
+            <w:sz w:val="24"/>
+            <w14:ligatures w14:val="standardContextual"/>
+          </w:rPr>
+          <w:tab/>
+        </w:r>
+        <w:r>
+          <w:rPr>
+            <w:rStyle w:val="Hyperlink"/>
+            <w:noProof/>
+          </w:rPr>
+          <w:t>Schedule Estimate</w:t>
+        </w:r>
+        <w:r>
+          <w:rPr>
+            <w:noProof/>
+            <w:webHidden/>
+          </w:rPr>
+          <w:t xml:space="preserve"> </w:t>
+        </w:r>
+        <w:r>
+          <w:rPr>
+            <w:noProof/>
+            <w:webHidden/>
+          </w:rPr>
+          <w:fldChar w:fldCharType="begin"/>
+        </w:r>
+        <w:r>
+          <w:rPr>
+            <w:noProof/>
+            <w:webHidden/>
+          </w:rPr>
+          <w:instrText xml:space="preserve"> PAGEREF _Toc243574404 \h </w:instrText>
+        </w:r>
+        <w:r>
+          <w:rPr>
+            <w:noProof/>
+            <w:webHidden/>
+          </w:rPr>
+        </w:r>
+        <w:r>
+          <w:rPr>
+            <w:noProof/>
+            <w:webHidden/>
+          </w:rPr>
+          <w:fldChar w:fldCharType="separate"/>
+        </w:r>
+        <w:r>
+          <w:rPr>
+            <w:noProof/>
+            <w:webHidden/>
+          </w:rPr>
+          <w:t>9</w:t>
+        </w:r>
+        <w:r>
+          <w:rPr>
+            <w:noProof/>
+            <w:webHidden/>
+          </w:rPr>
+          <w:fldChar w:fldCharType="end"/>
+        </w:r>
+      </w:hyperlink>
+    </w:p>
+    <w:p>
+      <w:pPr>
+        <w:pStyle w:val="TOC3"/>
+        <w:tabs>
+          <w:tab w:val="left" w:pos="1200"/>
+          <w:tab w:val="right" w:pos="9350"/>
+        </w:tabs>
+        <w:rPr>
+          <w:rFonts w:asciiTheme="minorHAnsi" w:eastAsiaTheme="minorEastAsia" w:hAnsiTheme="minorHAnsi" w:cstheme="minorBidi"/>
+          <w:noProof/>
+          <w:kern w:val="2"/>
+          <w:sz w:val="24"/>
+          <w14:ligatures w14:val="standardContextual"/>
+        </w:rPr>
+      </w:pPr>
+      <w:hyperlink w:anchor="_Toc243574405" w:history="1">
+        <w:r>
+          <w:rPr>
+            <w:rStyle w:val="Hyperlink"/>
+            <w:noProof/>
+          </w:rPr>
+          <w:t>4.1.3</w:t>
+        </w:r>
+        <w:r>
+          <w:rPr>
+            <w:rFonts w:asciiTheme="minorHAnsi" w:eastAsiaTheme="minorEastAsia" w:hAnsiTheme="minorHAnsi" w:cstheme="minorBidi"/>
+            <w:noProof/>
+            <w:kern w:val="2"/>
+            <w:sz w:val="24"/>
+            <w14:ligatures w14:val="standardContextual"/>
+          </w:rPr>
+          <w:tab/>
+        </w:r>
+        <w:r>
+          <w:rPr>
+            <w:rStyle w:val="Hyperlink"/>
+            <w:noProof/>
+          </w:rPr>
+          <w:t>Basis of Estimates</w:t>
+        </w:r>
+        <w:r>
+          <w:rPr>
+            <w:noProof/>
+            <w:webHidden/>
+          </w:rPr>
+          <w:t xml:space="preserve"> </w:t>
+        </w:r>
+        <w:r>
+          <w:rPr>
+            <w:noProof/>
+            <w:webHidden/>
+          </w:rPr>
+          <w:fldChar w:fldCharType="begin"/>
+        </w:r>
+        <w:r>
+          <w:rPr>
+            <w:noProof/>
+            <w:webHidden/>
+          </w:rPr>
+          <w:instrText xml:space="preserve"> PAGEREF _Toc243574405 \h </w:instrText>
+        </w:r>
+        <w:r>
+          <w:rPr>
+            <w:noProof/>
+            <w:webHidden/>
+          </w:rPr>
+        </w:r>
+        <w:r>
+          <w:rPr>
+            <w:noProof/>
+            <w:webHidden/>
+          </w:rPr>
+          <w:fldChar w:fldCharType="separate"/>
+        </w:r>
+        <w:r>
+          <w:rPr>
+            <w:noProof/>
+            <w:webHidden/>
+          </w:rPr>
+          <w:t>9</w:t>
+        </w:r>
+        <w:r>
+          <w:rPr>
+            <w:noProof/>
+            <w:webHidden/>
+          </w:rPr>
+          <w:fldChar w:fldCharType="end"/>
+        </w:r>
+      </w:hyperlink>
+    </w:p>
+    <w:p>
+      <w:pPr>
+        <w:pStyle w:val="TOC3"/>
+        <w:tabs>
+          <w:tab w:val="left" w:pos="1200"/>
+          <w:tab w:val="right" w:pos="9350"/>
+        </w:tabs>
+        <w:rPr>
+          <w:rFonts w:asciiTheme="minorHAnsi" w:eastAsiaTheme="minorEastAsia" w:hAnsiTheme="minorHAnsi" w:cstheme="minorBidi"/>
+          <w:noProof/>
+          <w:kern w:val="2"/>
+          <w:sz w:val="24"/>
+          <w14:ligatures w14:val="standardContextual"/>
+        </w:rPr>
+      </w:pPr>
+      <w:hyperlink w:anchor="_Toc243574406" w:history="1">
+        <w:r>
+          <w:rPr>
+            <w:rStyle w:val="Hyperlink"/>
+            <w:noProof/>
+          </w:rPr>
+          <w:t>4.1.4</w:t>
+        </w:r>
+        <w:r>
+          <w:rPr>
+            <w:rFonts w:asciiTheme="minorHAnsi" w:eastAsiaTheme="minorEastAsia" w:hAnsiTheme="minorHAnsi" w:cstheme="minorBidi"/>
+            <w:noProof/>
+            <w:kern w:val="2"/>
+            <w:sz w:val="24"/>
+            <w14:ligatures w14:val="standardContextual"/>
+          </w:rPr>
+          <w:tab/>
+        </w:r>
+        <w:r>
+          <w:rPr>
+            <w:rStyle w:val="Hyperlink"/>
+            <w:noProof/>
+          </w:rPr>
+          <w:t>Re-estimation Conditions</w:t>
+        </w:r>
+        <w:r>
+          <w:rPr>
+            <w:noProof/>
+            <w:webHidden/>
+          </w:rPr>
+          <w:t xml:space="preserve"> </w:t>
+        </w:r>
+        <w:r>
+          <w:rPr>
+            <w:noProof/>
+            <w:webHidden/>
+          </w:rPr>
+          <w:fldChar w:fldCharType="begin"/>
+        </w:r>
+        <w:r>
+          <w:rPr>
+            <w:noProof/>
+            <w:webHidden/>
+          </w:rPr>
+          <w:instrText xml:space="preserve"> PAGEREF _Toc243574406 \h </w:instrText>
+        </w:r>
+        <w:r>
+          <w:rPr>
+            <w:noProof/>
+            <w:webHidden/>
+          </w:rPr>
+        </w:r>
+        <w:r>
+          <w:rPr>
+            <w:noProof/>
+            <w:webHidden/>
+          </w:rPr>
+          <w:fldChar w:fldCharType="separate"/>
+        </w:r>
+        <w:r>
+          <w:rPr>
+            <w:noProof/>
+            <w:webHidden/>
+          </w:rPr>
+          <w:t>9</w:t>
         </w:r>
         <w:r>
           <w:rPr>
@@ -1557,13 +2016,16 @@
           <w:tab w:val="right" w:pos="9350"/>
         </w:tabs>
         <w:rPr>
+          <w:rFonts w:asciiTheme="minorHAnsi" w:eastAsiaTheme="minorEastAsia" w:hAnsiTheme="minorHAnsi" w:cstheme="minorBidi"/>
           <w:i w:val="0"/>
           <w:iCs w:val="0"/>
           <w:noProof/>
+          <w:kern w:val="2"/>
           <w:sz w:val="24"/>
-        </w:rPr>
-      </w:pPr>
-      <w:hyperlink w:anchor="_Toc307271024" w:history="1">
+          <w14:ligatures w14:val="standardContextual"/>
+        </w:rPr>
+      </w:pPr>
+      <w:hyperlink w:anchor="_Toc243574407" w:history="1">
         <w:r>
           <w:rPr>
             <w:rStyle w:val="Hyperlink"/>
@@ -1573,10 +2035,13 @@
         </w:r>
         <w:r>
           <w:rPr>
+            <w:rFonts w:asciiTheme="minorHAnsi" w:eastAsiaTheme="minorEastAsia" w:hAnsiTheme="minorHAnsi" w:cstheme="minorBidi"/>
             <w:i w:val="0"/>
             <w:iCs w:val="0"/>
             <w:noProof/>
+            <w:kern w:val="2"/>
             <w:sz w:val="24"/>
+            <w14:ligatures w14:val="standardContextual"/>
           </w:rPr>
           <w:tab/>
         </w:r>
@@ -1606,7 +2071,7 @@
             <w:noProof/>
             <w:webHidden/>
           </w:rPr>
-          <w:instrText xml:space="preserve"> PAGEREF _Toc307271024 \h </w:instrText>
+          <w:instrText xml:space="preserve"> PAGEREF _Toc243574407 \h </w:instrText>
         </w:r>
         <w:r>
           <w:rPr>
@@ -1626,7 +2091,7 @@
             <w:noProof/>
             <w:webHidden/>
           </w:rPr>
-          <w:t>5</w:t>
+          <w:t>10</w:t>
         </w:r>
         <w:r>
           <w:rPr>
@@ -1645,11 +2110,14 @@
           <w:tab w:val="right" w:pos="9350"/>
         </w:tabs>
         <w:rPr>
+          <w:rFonts w:asciiTheme="minorHAnsi" w:eastAsiaTheme="minorEastAsia" w:hAnsiTheme="minorHAnsi" w:cstheme="minorBidi"/>
           <w:noProof/>
+          <w:kern w:val="2"/>
           <w:sz w:val="24"/>
-        </w:rPr>
-      </w:pPr>
-      <w:hyperlink w:anchor="_Toc307271025" w:history="1">
+          <w14:ligatures w14:val="standardContextual"/>
+        </w:rPr>
+      </w:pPr>
+      <w:hyperlink w:anchor="_Toc243574408" w:history="1">
         <w:r>
           <w:rPr>
             <w:rStyle w:val="Hyperlink"/>
@@ -1659,8 +2127,11 @@
         </w:r>
         <w:r>
           <w:rPr>
-            <w:noProof/>
+            <w:rFonts w:asciiTheme="minorHAnsi" w:eastAsiaTheme="minorEastAsia" w:hAnsiTheme="minorHAnsi" w:cstheme="minorBidi"/>
+            <w:noProof/>
+            <w:kern w:val="2"/>
             <w:sz w:val="24"/>
+            <w14:ligatures w14:val="standardContextual"/>
           </w:rPr>
           <w:tab/>
         </w:r>
@@ -1690,7 +2161,7 @@
             <w:noProof/>
             <w:webHidden/>
           </w:rPr>
-          <w:instrText xml:space="preserve"> PAGEREF _Toc307271025 \h </w:instrText>
+          <w:instrText xml:space="preserve"> PAGEREF _Toc243574408 \h </w:instrText>
         </w:r>
         <w:r>
           <w:rPr>
@@ -1710,7 +2181,7 @@
             <w:noProof/>
             <w:webHidden/>
           </w:rPr>
-          <w:t>5</w:t>
+          <w:t>10</w:t>
         </w:r>
         <w:r>
           <w:rPr>
@@ -1729,11 +2200,14 @@
           <w:tab w:val="right" w:pos="9350"/>
         </w:tabs>
         <w:rPr>
+          <w:rFonts w:asciiTheme="minorHAnsi" w:eastAsiaTheme="minorEastAsia" w:hAnsiTheme="minorHAnsi" w:cstheme="minorBidi"/>
           <w:noProof/>
+          <w:kern w:val="2"/>
           <w:sz w:val="24"/>
-        </w:rPr>
-      </w:pPr>
-      <w:hyperlink w:anchor="_Toc307271026" w:history="1">
+          <w14:ligatures w14:val="standardContextual"/>
+        </w:rPr>
+      </w:pPr>
+      <w:hyperlink w:anchor="_Toc243574409" w:history="1">
         <w:r>
           <w:rPr>
             <w:rStyle w:val="Hyperlink"/>
@@ -1743,8 +2217,11 @@
         </w:r>
         <w:r>
           <w:rPr>
-            <w:noProof/>
+            <w:rFonts w:asciiTheme="minorHAnsi" w:eastAsiaTheme="minorEastAsia" w:hAnsiTheme="minorHAnsi" w:cstheme="minorBidi"/>
+            <w:noProof/>
+            <w:kern w:val="2"/>
             <w:sz w:val="24"/>
+            <w14:ligatures w14:val="standardContextual"/>
           </w:rPr>
           <w:tab/>
         </w:r>
@@ -1774,7 +2251,7 @@
             <w:noProof/>
             <w:webHidden/>
           </w:rPr>
-          <w:instrText xml:space="preserve"> PAGEREF _Toc307271026 \h </w:instrText>
+          <w:instrText xml:space="preserve"> PAGEREF _Toc243574409 \h </w:instrText>
         </w:r>
         <w:r>
           <w:rPr>
@@ -1794,7 +2271,7 @@
             <w:noProof/>
             <w:webHidden/>
           </w:rPr>
-          <w:t>6</w:t>
+          <w:t>11</w:t>
         </w:r>
         <w:r>
           <w:rPr>
@@ -1813,11 +2290,14 @@
           <w:tab w:val="right" w:pos="9350"/>
         </w:tabs>
         <w:rPr>
+          <w:rFonts w:asciiTheme="minorHAnsi" w:eastAsiaTheme="minorEastAsia" w:hAnsiTheme="minorHAnsi" w:cstheme="minorBidi"/>
           <w:noProof/>
+          <w:kern w:val="2"/>
           <w:sz w:val="24"/>
-        </w:rPr>
-      </w:pPr>
-      <w:hyperlink w:anchor="_Toc307271027" w:history="1">
+          <w14:ligatures w14:val="standardContextual"/>
+        </w:rPr>
+      </w:pPr>
+      <w:hyperlink w:anchor="_Toc243574410" w:history="1">
         <w:r>
           <w:rPr>
             <w:rStyle w:val="Hyperlink"/>
@@ -1827,8 +2307,11 @@
         </w:r>
         <w:r>
           <w:rPr>
-            <w:noProof/>
+            <w:rFonts w:asciiTheme="minorHAnsi" w:eastAsiaTheme="minorEastAsia" w:hAnsiTheme="minorHAnsi" w:cstheme="minorBidi"/>
+            <w:noProof/>
+            <w:kern w:val="2"/>
             <w:sz w:val="24"/>
+            <w14:ligatures w14:val="standardContextual"/>
           </w:rPr>
           <w:tab/>
         </w:r>
@@ -1858,7 +2341,7 @@
             <w:noProof/>
             <w:webHidden/>
           </w:rPr>
-          <w:instrText xml:space="preserve"> PAGEREF _Toc307271027 \h </w:instrText>
+          <w:instrText xml:space="preserve"> PAGEREF _Toc243574410 \h </w:instrText>
         </w:r>
         <w:r>
           <w:rPr>
@@ -1878,7 +2361,7 @@
             <w:noProof/>
             <w:webHidden/>
           </w:rPr>
-          <w:t>6</w:t>
+          <w:t>12</w:t>
         </w:r>
         <w:r>
           <w:rPr>
@@ -1897,11 +2380,14 @@
           <w:tab w:val="right" w:pos="9350"/>
         </w:tabs>
         <w:rPr>
+          <w:rFonts w:asciiTheme="minorHAnsi" w:eastAsiaTheme="minorEastAsia" w:hAnsiTheme="minorHAnsi" w:cstheme="minorBidi"/>
           <w:noProof/>
+          <w:kern w:val="2"/>
           <w:sz w:val="24"/>
-        </w:rPr>
-      </w:pPr>
-      <w:hyperlink w:anchor="_Toc307271028" w:history="1">
+          <w14:ligatures w14:val="standardContextual"/>
+        </w:rPr>
+      </w:pPr>
+      <w:hyperlink w:anchor="_Toc243574411" w:history="1">
         <w:r>
           <w:rPr>
             <w:rStyle w:val="Hyperlink"/>
@@ -1911,8 +2397,11 @@
         </w:r>
         <w:r>
           <w:rPr>
-            <w:noProof/>
+            <w:rFonts w:asciiTheme="minorHAnsi" w:eastAsiaTheme="minorEastAsia" w:hAnsiTheme="minorHAnsi" w:cstheme="minorBidi"/>
+            <w:noProof/>
+            <w:kern w:val="2"/>
             <w:sz w:val="24"/>
+            <w14:ligatures w14:val="standardContextual"/>
           </w:rPr>
           <w:tab/>
         </w:r>
@@ -1942,7 +2431,7 @@
             <w:noProof/>
             <w:webHidden/>
           </w:rPr>
-          <w:instrText xml:space="preserve"> PAGEREF _Toc307271028 \h </w:instrText>
+          <w:instrText xml:space="preserve"> PAGEREF _Toc243574411 \h </w:instrText>
         </w:r>
         <w:r>
           <w:rPr>
@@ -1962,7 +2451,7 @@
             <w:noProof/>
             <w:webHidden/>
           </w:rPr>
-          <w:t>6</w:t>
+          <w:t>13</w:t>
         </w:r>
         <w:r>
           <w:rPr>
@@ -1981,11 +2470,14 @@
           <w:tab w:val="right" w:pos="9350"/>
         </w:tabs>
         <w:rPr>
+          <w:rFonts w:asciiTheme="minorHAnsi" w:eastAsiaTheme="minorEastAsia" w:hAnsiTheme="minorHAnsi" w:cstheme="minorBidi"/>
           <w:noProof/>
+          <w:kern w:val="2"/>
           <w:sz w:val="24"/>
-        </w:rPr>
-      </w:pPr>
-      <w:hyperlink w:anchor="_Toc307271029" w:history="1">
+          <w14:ligatures w14:val="standardContextual"/>
+        </w:rPr>
+      </w:pPr>
+      <w:hyperlink w:anchor="_Toc243574412" w:history="1">
         <w:r>
           <w:rPr>
             <w:rStyle w:val="Hyperlink"/>
@@ -1995,8 +2487,11 @@
         </w:r>
         <w:r>
           <w:rPr>
-            <w:noProof/>
+            <w:rFonts w:asciiTheme="minorHAnsi" w:eastAsiaTheme="minorEastAsia" w:hAnsiTheme="minorHAnsi" w:cstheme="minorBidi"/>
+            <w:noProof/>
+            <w:kern w:val="2"/>
             <w:sz w:val="24"/>
+            <w14:ligatures w14:val="standardContextual"/>
           </w:rPr>
           <w:tab/>
         </w:r>
@@ -2026,7 +2521,7 @@
             <w:noProof/>
             <w:webHidden/>
           </w:rPr>
-          <w:instrText xml:space="preserve"> PAGEREF _Toc307271029 \h </w:instrText>
+          <w:instrText xml:space="preserve"> PAGEREF _Toc243574412 \h </w:instrText>
         </w:r>
         <w:r>
           <w:rPr>
@@ -2046,7 +2541,7 @@
             <w:noProof/>
             <w:webHidden/>
           </w:rPr>
-          <w:t>6</w:t>
+          <w:t>14</w:t>
         </w:r>
         <w:r>
           <w:rPr>
@@ -2065,13 +2560,16 @@
           <w:tab w:val="right" w:pos="9350"/>
         </w:tabs>
         <w:rPr>
+          <w:rFonts w:asciiTheme="minorHAnsi" w:eastAsiaTheme="minorEastAsia" w:hAnsiTheme="minorHAnsi" w:cstheme="minorBidi"/>
           <w:i w:val="0"/>
           <w:iCs w:val="0"/>
           <w:noProof/>
+          <w:kern w:val="2"/>
           <w:sz w:val="24"/>
-        </w:rPr>
-      </w:pPr>
-      <w:hyperlink w:anchor="_Toc307271030" w:history="1">
+          <w14:ligatures w14:val="standardContextual"/>
+        </w:rPr>
+      </w:pPr>
+      <w:hyperlink w:anchor="_Toc243574413" w:history="1">
         <w:r>
           <w:rPr>
             <w:rStyle w:val="Hyperlink"/>
@@ -2081,10 +2579,13 @@
         </w:r>
         <w:r>
           <w:rPr>
+            <w:rFonts w:asciiTheme="minorHAnsi" w:eastAsiaTheme="minorEastAsia" w:hAnsiTheme="minorHAnsi" w:cstheme="minorBidi"/>
             <w:i w:val="0"/>
             <w:iCs w:val="0"/>
             <w:noProof/>
+            <w:kern w:val="2"/>
             <w:sz w:val="24"/>
+            <w14:ligatures w14:val="standardContextual"/>
           </w:rPr>
           <w:tab/>
         </w:r>
@@ -2114,7 +2615,7 @@
             <w:noProof/>
             <w:webHidden/>
           </w:rPr>
-          <w:instrText xml:space="preserve"> PAGEREF _Toc307271030 \h </w:instrText>
+          <w:instrText xml:space="preserve"> PAGEREF _Toc243574413 \h </w:instrText>
         </w:r>
         <w:r>
           <w:rPr>
@@ -2134,7 +2635,7 @@
             <w:noProof/>
             <w:webHidden/>
           </w:rPr>
-          <w:t>6</w:t>
+          <w:t>15</w:t>
         </w:r>
         <w:r>
           <w:rPr>
@@ -2153,11 +2654,14 @@
           <w:tab w:val="right" w:pos="9350"/>
         </w:tabs>
         <w:rPr>
+          <w:rFonts w:asciiTheme="minorHAnsi" w:eastAsiaTheme="minorEastAsia" w:hAnsiTheme="minorHAnsi" w:cstheme="minorBidi"/>
           <w:noProof/>
+          <w:kern w:val="2"/>
           <w:sz w:val="24"/>
-        </w:rPr>
-      </w:pPr>
-      <w:hyperlink w:anchor="_Toc307271031" w:history="1">
+          <w14:ligatures w14:val="standardContextual"/>
+        </w:rPr>
+      </w:pPr>
+      <w:hyperlink w:anchor="_Toc243574414" w:history="1">
         <w:r>
           <w:rPr>
             <w:rStyle w:val="Hyperlink"/>
@@ -2167,8 +2671,11 @@
         </w:r>
         <w:r>
           <w:rPr>
-            <w:noProof/>
+            <w:rFonts w:asciiTheme="minorHAnsi" w:eastAsiaTheme="minorEastAsia" w:hAnsiTheme="minorHAnsi" w:cstheme="minorBidi"/>
+            <w:noProof/>
+            <w:kern w:val="2"/>
             <w:sz w:val="24"/>
+            <w14:ligatures w14:val="standardContextual"/>
           </w:rPr>
           <w:tab/>
         </w:r>
@@ -2198,7 +2705,7 @@
             <w:noProof/>
             <w:webHidden/>
           </w:rPr>
-          <w:instrText xml:space="preserve"> PAGEREF _Toc307271031 \h </w:instrText>
+          <w:instrText xml:space="preserve"> PAGEREF _Toc243574414 \h </w:instrText>
         </w:r>
         <w:r>
           <w:rPr>
@@ -2218,7 +2725,7 @@
             <w:noProof/>
             <w:webHidden/>
           </w:rPr>
-          <w:t>6</w:t>
+          <w:t>15</w:t>
         </w:r>
         <w:r>
           <w:rPr>
@@ -2237,11 +2744,14 @@
           <w:tab w:val="right" w:pos="9350"/>
         </w:tabs>
         <w:rPr>
+          <w:rFonts w:asciiTheme="minorHAnsi" w:eastAsiaTheme="minorEastAsia" w:hAnsiTheme="minorHAnsi" w:cstheme="minorBidi"/>
           <w:noProof/>
+          <w:kern w:val="2"/>
           <w:sz w:val="24"/>
-        </w:rPr>
-      </w:pPr>
-      <w:hyperlink w:anchor="_Toc307271032" w:history="1">
+          <w14:ligatures w14:val="standardContextual"/>
+        </w:rPr>
+      </w:pPr>
+      <w:hyperlink w:anchor="_Toc243574415" w:history="1">
         <w:r>
           <w:rPr>
             <w:rStyle w:val="Hyperlink"/>
@@ -2251,8 +2761,11 @@
         </w:r>
         <w:r>
           <w:rPr>
-            <w:noProof/>
+            <w:rFonts w:asciiTheme="minorHAnsi" w:eastAsiaTheme="minorEastAsia" w:hAnsiTheme="minorHAnsi" w:cstheme="minorBidi"/>
+            <w:noProof/>
+            <w:kern w:val="2"/>
             <w:sz w:val="24"/>
+            <w14:ligatures w14:val="standardContextual"/>
           </w:rPr>
           <w:tab/>
         </w:r>
@@ -2282,7 +2795,7 @@
             <w:noProof/>
             <w:webHidden/>
           </w:rPr>
-          <w:instrText xml:space="preserve"> PAGEREF _Toc307271032 \h </w:instrText>
+          <w:instrText xml:space="preserve"> PAGEREF _Toc243574415 \h </w:instrText>
         </w:r>
         <w:r>
           <w:rPr>
@@ -2302,7 +2815,7 @@
             <w:noProof/>
             <w:webHidden/>
           </w:rPr>
-          <w:t>7</w:t>
+          <w:t>15</w:t>
         </w:r>
         <w:r>
           <w:rPr>
@@ -2321,11 +2834,14 @@
           <w:tab w:val="right" w:pos="9350"/>
         </w:tabs>
         <w:rPr>
+          <w:rFonts w:asciiTheme="minorHAnsi" w:eastAsiaTheme="minorEastAsia" w:hAnsiTheme="minorHAnsi" w:cstheme="minorBidi"/>
           <w:noProof/>
+          <w:kern w:val="2"/>
           <w:sz w:val="24"/>
-        </w:rPr>
-      </w:pPr>
-      <w:hyperlink w:anchor="_Toc307271033" w:history="1">
+          <w14:ligatures w14:val="standardContextual"/>
+        </w:rPr>
+      </w:pPr>
+      <w:hyperlink w:anchor="_Toc243574416" w:history="1">
         <w:r>
           <w:rPr>
             <w:rStyle w:val="Hyperlink"/>
@@ -2335,8 +2851,11 @@
         </w:r>
         <w:r>
           <w:rPr>
-            <w:noProof/>
+            <w:rFonts w:asciiTheme="minorHAnsi" w:eastAsiaTheme="minorEastAsia" w:hAnsiTheme="minorHAnsi" w:cstheme="minorBidi"/>
+            <w:noProof/>
+            <w:kern w:val="2"/>
             <w:sz w:val="24"/>
+            <w14:ligatures w14:val="standardContextual"/>
           </w:rPr>
           <w:tab/>
         </w:r>
@@ -2366,7 +2885,7 @@
             <w:noProof/>
             <w:webHidden/>
           </w:rPr>
-          <w:instrText xml:space="preserve"> PAGEREF _Toc307271033 \h </w:instrText>
+          <w:instrText xml:space="preserve"> PAGEREF _Toc243574416 \h </w:instrText>
         </w:r>
         <w:r>
           <w:rPr>
@@ -2386,7 +2905,7 @@
             <w:noProof/>
             <w:webHidden/>
           </w:rPr>
-          <w:t>7</w:t>
+          <w:t>16</w:t>
         </w:r>
         <w:r>
           <w:rPr>
@@ -2405,11 +2924,14 @@
           <w:tab w:val="right" w:pos="9350"/>
         </w:tabs>
         <w:rPr>
+          <w:rFonts w:asciiTheme="minorHAnsi" w:eastAsiaTheme="minorEastAsia" w:hAnsiTheme="minorHAnsi" w:cstheme="minorBidi"/>
           <w:noProof/>
+          <w:kern w:val="2"/>
           <w:sz w:val="24"/>
-        </w:rPr>
-      </w:pPr>
-      <w:hyperlink w:anchor="_Toc307271034" w:history="1">
+          <w14:ligatures w14:val="standardContextual"/>
+        </w:rPr>
+      </w:pPr>
+      <w:hyperlink w:anchor="_Toc243574417" w:history="1">
         <w:r>
           <w:rPr>
             <w:rStyle w:val="Hyperlink"/>
@@ -2419,8 +2941,11 @@
         </w:r>
         <w:r>
           <w:rPr>
-            <w:noProof/>
+            <w:rFonts w:asciiTheme="minorHAnsi" w:eastAsiaTheme="minorEastAsia" w:hAnsiTheme="minorHAnsi" w:cstheme="minorBidi"/>
+            <w:noProof/>
+            <w:kern w:val="2"/>
             <w:sz w:val="24"/>
+            <w14:ligatures w14:val="standardContextual"/>
           </w:rPr>
           <w:tab/>
         </w:r>
@@ -2450,7 +2975,7 @@
             <w:noProof/>
             <w:webHidden/>
           </w:rPr>
-          <w:instrText xml:space="preserve"> PAGEREF _Toc307271034 \h </w:instrText>
+          <w:instrText xml:space="preserve"> PAGEREF _Toc243574417 \h </w:instrText>
         </w:r>
         <w:r>
           <w:rPr>
@@ -2470,7 +2995,7 @@
             <w:noProof/>
             <w:webHidden/>
           </w:rPr>
-          <w:t>7</w:t>
+          <w:t>17</w:t>
         </w:r>
         <w:r>
           <w:rPr>
@@ -2519,14 +3044,14 @@
         <w:pStyle w:val="Heading1"/>
       </w:pPr>
       <w:bookmarkStart w:id="1" w:name="_Toc524312826"/>
-      <w:bookmarkStart w:id="2" w:name="_Toc307271011"/>
-      <w:bookmarkStart w:id="3" w:name="_Toc456598586"/>
-      <w:bookmarkStart w:id="4" w:name="_Toc456600917"/>
+      <w:bookmarkStart w:id="2" w:name="_Toc456598586"/>
+      <w:bookmarkStart w:id="3" w:name="_Toc456600917"/>
+      <w:bookmarkStart w:id="4" w:name="_Toc243574390"/>
       <w:r>
         <w:t>Introduction</w:t>
       </w:r>
       <w:bookmarkEnd w:id="1"/>
-      <w:bookmarkEnd w:id="2"/>
+      <w:bookmarkEnd w:id="4"/>
     </w:p>
     <w:p>
       <w:pPr>
@@ -2561,7 +3086,7 @@
         <w:pStyle w:val="Heading2"/>
       </w:pPr>
       <w:bookmarkStart w:id="5" w:name="_Toc524312827"/>
-      <w:bookmarkStart w:id="6" w:name="_Toc307271012"/>
+      <w:bookmarkStart w:id="6" w:name="_Toc243574391"/>
       <w:r>
         <w:t>Purpose</w:t>
       </w:r>
@@ -2722,7 +3247,7 @@
         <w:pStyle w:val="Heading2"/>
       </w:pPr>
       <w:bookmarkStart w:id="7" w:name="_Toc524312828"/>
-      <w:bookmarkStart w:id="8" w:name="_Toc307271013"/>
+      <w:bookmarkStart w:id="8" w:name="_Toc243574392"/>
       <w:r>
         <w:t>Scope</w:t>
       </w:r>
@@ -2799,7 +3324,7 @@
         <w:pStyle w:val="Heading2"/>
       </w:pPr>
       <w:bookmarkStart w:id="9" w:name="_Toc524312831"/>
-      <w:bookmarkStart w:id="10" w:name="_Toc307271014"/>
+      <w:bookmarkStart w:id="10" w:name="_Toc243574393"/>
       <w:r>
         <w:t>Overview</w:t>
       </w:r>
@@ -2952,7 +3477,7 @@
         <w:pStyle w:val="Heading1"/>
       </w:pPr>
       <w:bookmarkStart w:id="11" w:name="_Toc524312832"/>
-      <w:bookmarkStart w:id="12" w:name="_Toc307271015"/>
+      <w:bookmarkStart w:id="12" w:name="_Toc243574394"/>
       <w:r>
         <w:t>Project Overview</w:t>
       </w:r>
@@ -2964,7 +3489,7 @@
         <w:pStyle w:val="Heading2"/>
       </w:pPr>
       <w:bookmarkStart w:id="13" w:name="_Toc524312833"/>
-      <w:bookmarkStart w:id="14" w:name="_Toc307271016"/>
+      <w:bookmarkStart w:id="14" w:name="_Toc243574395"/>
       <w:r>
         <w:t>Project Purpose, Scope, and Objectives</w:t>
       </w:r>
@@ -3088,7 +3613,7 @@
         <w:pStyle w:val="Heading2"/>
       </w:pPr>
       <w:bookmarkStart w:id="15" w:name="_Toc524312834"/>
-      <w:bookmarkStart w:id="16" w:name="_Toc307271017"/>
+      <w:bookmarkStart w:id="16" w:name="_Toc243574396"/>
       <w:r>
         <w:t>Assumptions and Constraints</w:t>
       </w:r>
@@ -3343,7 +3868,7 @@
         <w:pStyle w:val="Heading2"/>
       </w:pPr>
       <w:bookmarkStart w:id="17" w:name="_Toc524312835"/>
-      <w:bookmarkStart w:id="18" w:name="_Toc307271018"/>
+      <w:bookmarkStart w:id="18" w:name="_Toc243574397"/>
       <w:r>
         <w:t>Project Deliverables</w:t>
       </w:r>
@@ -4081,7 +4606,7 @@
         <w:pStyle w:val="Heading1"/>
       </w:pPr>
       <w:bookmarkStart w:id="19" w:name="_Toc524312837"/>
-      <w:bookmarkStart w:id="20" w:name="_Toc307271019"/>
+      <w:bookmarkStart w:id="20" w:name="_Toc243574398"/>
       <w:r>
         <w:t>Project Organization</w:t>
       </w:r>
@@ -4093,7 +4618,7 @@
         <w:pStyle w:val="Heading2"/>
       </w:pPr>
       <w:bookmarkStart w:id="21" w:name="_Toc524312838"/>
-      <w:bookmarkStart w:id="22" w:name="_Toc307271020"/>
+      <w:bookmarkStart w:id="22" w:name="_Toc243574399"/>
       <w:r>
         <w:t>Organizational Structure</w:t>
       </w:r>
@@ -4349,7 +4874,7 @@
         <w:pStyle w:val="Heading2"/>
       </w:pPr>
       <w:bookmarkStart w:id="23" w:name="_Toc524312840"/>
-      <w:bookmarkStart w:id="24" w:name="_Toc307271021"/>
+      <w:bookmarkStart w:id="24" w:name="_Toc243574400"/>
       <w:r>
         <w:t>Roles and Responsibilities</w:t>
       </w:r>
@@ -4722,7 +5247,7 @@
         <w:pStyle w:val="Heading1"/>
       </w:pPr>
       <w:bookmarkStart w:id="25" w:name="_Toc524312841"/>
-      <w:bookmarkStart w:id="26" w:name="_Toc307271022"/>
+      <w:bookmarkStart w:id="26" w:name="_Toc243574401"/>
       <w:r>
         <w:lastRenderedPageBreak/>
         <w:t>Management Process</w:t>
@@ -4735,7 +5260,7 @@
         <w:pStyle w:val="Heading2"/>
       </w:pPr>
       <w:bookmarkStart w:id="27" w:name="_Toc524312842"/>
-      <w:bookmarkStart w:id="28" w:name="_Toc307271023"/>
+      <w:bookmarkStart w:id="28" w:name="_Toc243574402"/>
       <w:r>
         <w:t>Project Estimates</w:t>
       </w:r>
@@ -4746,9 +5271,11 @@
       <w:pPr>
         <w:pStyle w:val="Heading3"/>
       </w:pPr>
+      <w:bookmarkStart w:id="29" w:name="_Toc243574403"/>
       <w:r>
         <w:t>Cost Estimate</w:t>
       </w:r>
+      <w:bookmarkEnd w:id="29"/>
     </w:p>
     <w:p>
       <w:pPr>
@@ -4770,9 +5297,11 @@
       <w:pPr>
         <w:pStyle w:val="Heading3"/>
       </w:pPr>
+      <w:bookmarkStart w:id="30" w:name="_Toc243574404"/>
       <w:r>
         <w:t>Schedule Estimate</w:t>
       </w:r>
+      <w:bookmarkEnd w:id="30"/>
     </w:p>
     <w:p>
       <w:pPr>
@@ -4897,9 +5426,11 @@
       <w:pPr>
         <w:pStyle w:val="Heading3"/>
       </w:pPr>
+      <w:bookmarkStart w:id="31" w:name="_Toc243574405"/>
       <w:r>
         <w:t>Basis of Estimates</w:t>
       </w:r>
+      <w:bookmarkEnd w:id="31"/>
     </w:p>
     <w:p>
       <w:pPr>
@@ -4981,9 +5512,11 @@
       <w:pPr>
         <w:pStyle w:val="Heading3"/>
       </w:pPr>
+      <w:bookmarkStart w:id="32" w:name="_Toc243574406"/>
       <w:r>
         <w:t>Re-estimation Conditions</w:t>
       </w:r>
+      <w:bookmarkEnd w:id="32"/>
     </w:p>
     <w:p>
       <w:pPr>
@@ -5078,13 +5611,13 @@
       <w:pPr>
         <w:pStyle w:val="Heading2"/>
       </w:pPr>
-      <w:bookmarkStart w:id="29" w:name="_Toc524312843"/>
-      <w:bookmarkStart w:id="30" w:name="_Toc307271024"/>
+      <w:bookmarkStart w:id="33" w:name="_Toc524312843"/>
+      <w:bookmarkStart w:id="34" w:name="_Toc243574407"/>
       <w:r>
         <w:t>Project Plan</w:t>
       </w:r>
-      <w:bookmarkEnd w:id="29"/>
-      <w:bookmarkEnd w:id="30"/>
+      <w:bookmarkEnd w:id="33"/>
+      <w:bookmarkEnd w:id="34"/>
     </w:p>
     <w:p>
       <w:pPr>
@@ -5126,13 +5659,13 @@
       <w:pPr>
         <w:pStyle w:val="Heading3"/>
       </w:pPr>
-      <w:bookmarkStart w:id="31" w:name="_Toc524312844"/>
-      <w:bookmarkStart w:id="32" w:name="_Toc307271025"/>
+      <w:bookmarkStart w:id="35" w:name="_Toc524312844"/>
+      <w:bookmarkStart w:id="36" w:name="_Toc243574408"/>
       <w:r>
         <w:t>Phase Plan</w:t>
       </w:r>
-      <w:bookmarkEnd w:id="31"/>
-      <w:bookmarkEnd w:id="32"/>
+      <w:bookmarkEnd w:id="35"/>
+      <w:bookmarkEnd w:id="36"/>
     </w:p>
     <w:p>
       <w:pPr>
@@ -5320,13 +5853,13 @@
       <w:pPr>
         <w:pStyle w:val="Heading3"/>
       </w:pPr>
-      <w:bookmarkStart w:id="33" w:name="_Toc524312845"/>
-      <w:bookmarkStart w:id="34" w:name="_Toc307271026"/>
+      <w:bookmarkStart w:id="37" w:name="_Toc524312845"/>
+      <w:bookmarkStart w:id="38" w:name="_Toc243574409"/>
       <w:r>
         <w:t>Iteration Objectives</w:t>
       </w:r>
-      <w:bookmarkEnd w:id="33"/>
-      <w:bookmarkEnd w:id="34"/>
+      <w:bookmarkEnd w:id="37"/>
+      <w:bookmarkEnd w:id="38"/>
     </w:p>
     <w:p>
       <w:pPr>
@@ -5878,13 +6411,13 @@
       <w:pPr>
         <w:pStyle w:val="Heading3"/>
       </w:pPr>
-      <w:bookmarkStart w:id="35" w:name="_Toc524312846"/>
-      <w:bookmarkStart w:id="36" w:name="_Toc307271027"/>
+      <w:bookmarkStart w:id="39" w:name="_Toc524312846"/>
+      <w:bookmarkStart w:id="40" w:name="_Toc243574410"/>
       <w:r>
         <w:t>Releases</w:t>
       </w:r>
-      <w:bookmarkEnd w:id="35"/>
-      <w:bookmarkEnd w:id="36"/>
+      <w:bookmarkEnd w:id="39"/>
+      <w:bookmarkEnd w:id="40"/>
     </w:p>
     <w:p>
       <w:pPr>
@@ -5908,7 +6441,7 @@
       <w:tblPr>
         <w:tblStyle w:val="TableGrid"/>
         <w:tblW w:w="0" w:type="auto"/>
-        <w:tblInd w:w="720" w:type="dxa"/>
+        <w:jc w:val="center"/>
         <w:tblLook w:val="04A0" w:firstRow="1" w:lastRow="0" w:firstColumn="1" w:lastColumn="0" w:noHBand="0" w:noVBand="1"/>
       </w:tblPr>
       <w:tblGrid>
@@ -5918,6 +6451,9 @@
         <w:gridCol w:w="3028"/>
       </w:tblGrid>
       <w:tr>
+        <w:trPr>
+          <w:jc w:val="center"/>
+        </w:trPr>
         <w:tc>
           <w:tcPr>
             <w:tcW w:w="835" w:type="dxa"/>
@@ -6020,6 +6556,9 @@
         </w:tc>
       </w:tr>
       <w:tr>
+        <w:trPr>
+          <w:jc w:val="center"/>
+        </w:trPr>
         <w:tc>
           <w:tcPr>
             <w:tcW w:w="835" w:type="dxa"/>
@@ -6138,6 +6677,9 @@
         </w:tc>
       </w:tr>
       <w:tr>
+        <w:trPr>
+          <w:jc w:val="center"/>
+        </w:trPr>
         <w:tc>
           <w:tcPr>
             <w:tcW w:w="835" w:type="dxa"/>
@@ -6240,6 +6782,9 @@
         </w:tc>
       </w:tr>
       <w:tr>
+        <w:trPr>
+          <w:jc w:val="center"/>
+        </w:trPr>
         <w:tc>
           <w:tcPr>
             <w:tcW w:w="835" w:type="dxa"/>
@@ -6342,6 +6887,9 @@
         </w:tc>
       </w:tr>
       <w:tr>
+        <w:trPr>
+          <w:jc w:val="center"/>
+        </w:trPr>
         <w:tc>
           <w:tcPr>
             <w:tcW w:w="835" w:type="dxa"/>
@@ -6444,6 +6992,9 @@
         </w:tc>
       </w:tr>
       <w:tr>
+        <w:trPr>
+          <w:jc w:val="center"/>
+        </w:trPr>
         <w:tc>
           <w:tcPr>
             <w:tcW w:w="835" w:type="dxa"/>
@@ -6546,6 +7097,9 @@
         </w:tc>
       </w:tr>
       <w:tr>
+        <w:trPr>
+          <w:jc w:val="center"/>
+        </w:trPr>
         <w:tc>
           <w:tcPr>
             <w:tcW w:w="835" w:type="dxa"/>
@@ -6669,7 +7223,8 @@
     <w:p>
       <w:pPr>
         <w:pStyle w:val="infoblue0"/>
-        <w:ind w:hanging="1996"/>
+        <w:ind w:left="2127" w:hanging="1996"/>
+        <w:jc w:val="center"/>
         <w:rPr>
           <w:i w:val="0"/>
           <w:iCs w:val="0"/>
@@ -6678,17 +7233,14 @@
       </w:pPr>
       <w:r>
         <w:rPr>
-          <w:i w:val="0"/>
-          <w:iCs w:val="0"/>
           <w:noProof/>
-          <w:color w:val="auto"/>
         </w:rPr>
         <w:lastRenderedPageBreak/>
         <w:drawing>
-          <wp:inline distT="0" distB="0" distL="0" distR="0" wp14:anchorId="0D36E220" wp14:editId="2BB12C03">
-            <wp:extent cx="7545788" cy="2983649"/>
-            <wp:effectExtent l="0" t="0" r="0" b="7620"/>
-            <wp:docPr id="1844141735" name="Picture 1"/>
+          <wp:inline distT="0" distB="0" distL="0" distR="0" wp14:anchorId="042FF54D" wp14:editId="3F82C05F">
+            <wp:extent cx="5943600" cy="2672080"/>
+            <wp:effectExtent l="19050" t="19050" r="19050" b="13970"/>
+            <wp:docPr id="262007974" name="Picture 1"/>
             <wp:cNvGraphicFramePr>
               <a:graphicFrameLocks xmlns:a="http://schemas.openxmlformats.org/drawingml/2006/main" noChangeAspect="1"/>
             </wp:cNvGraphicFramePr>
@@ -6696,23 +7248,38 @@
               <a:graphicData uri="http://schemas.openxmlformats.org/drawingml/2006/picture">
                 <pic:pic xmlns:pic="http://schemas.openxmlformats.org/drawingml/2006/picture">
                   <pic:nvPicPr>
-                    <pic:cNvPr id="1844141735" name=""/>
-                    <pic:cNvPicPr/>
+                    <pic:cNvPr id="0" name="Picture 1"/>
+                    <pic:cNvPicPr>
+                      <a:picLocks noChangeAspect="1" noChangeArrowheads="1"/>
+                    </pic:cNvPicPr>
                   </pic:nvPicPr>
                   <pic:blipFill>
-                    <a:blip r:embed="rId10"/>
+                    <a:blip r:embed="rId10" cstate="print">
+                      <a:extLst>
+                        <a:ext uri="{28A0092B-C50C-407E-A947-70E740481C1C}">
+                          <a14:useLocalDpi xmlns:a14="http://schemas.microsoft.com/office/drawing/2010/main" val="0"/>
+                        </a:ext>
+                      </a:extLst>
+                    </a:blip>
+                    <a:srcRect/>
                     <a:stretch>
                       <a:fillRect/>
                     </a:stretch>
                   </pic:blipFill>
-                  <pic:spPr>
+                  <pic:spPr bwMode="auto">
                     <a:xfrm>
                       <a:off x="0" y="0"/>
-                      <a:ext cx="7572848" cy="2994349"/>
+                      <a:ext cx="5943600" cy="2672080"/>
                     </a:xfrm>
                     <a:prstGeom prst="rect">
                       <a:avLst/>
                     </a:prstGeom>
+                    <a:noFill/>
+                    <a:ln>
+                      <a:solidFill>
+                        <a:schemeClr val="accent1"/>
+                      </a:solidFill>
+                    </a:ln>
                   </pic:spPr>
                 </pic:pic>
               </a:graphicData>
@@ -6723,15 +7290,285 @@
     </w:p>
     <w:p>
       <w:pPr>
+        <w:pStyle w:val="infoblue0"/>
+        <w:ind w:left="2127" w:hanging="1996"/>
+        <w:jc w:val="center"/>
+        <w:rPr>
+          <w:i w:val="0"/>
+          <w:iCs w:val="0"/>
+          <w:color w:val="auto"/>
+        </w:rPr>
+      </w:pPr>
+      <w:r>
+        <w:rPr>
+          <w:noProof/>
+        </w:rPr>
+        <w:drawing>
+          <wp:inline distT="0" distB="0" distL="0" distR="0" wp14:anchorId="45173385" wp14:editId="501AFF57">
+            <wp:extent cx="5943600" cy="2692400"/>
+            <wp:effectExtent l="19050" t="19050" r="19050" b="12700"/>
+            <wp:docPr id="2014384289" name="Picture 2"/>
+            <wp:cNvGraphicFramePr>
+              <a:graphicFrameLocks xmlns:a="http://schemas.openxmlformats.org/drawingml/2006/main" noChangeAspect="1"/>
+            </wp:cNvGraphicFramePr>
+            <a:graphic xmlns:a="http://schemas.openxmlformats.org/drawingml/2006/main">
+              <a:graphicData uri="http://schemas.openxmlformats.org/drawingml/2006/picture">
+                <pic:pic xmlns:pic="http://schemas.openxmlformats.org/drawingml/2006/picture">
+                  <pic:nvPicPr>
+                    <pic:cNvPr id="0" name="Picture 3"/>
+                    <pic:cNvPicPr>
+                      <a:picLocks noChangeAspect="1" noChangeArrowheads="1"/>
+                    </pic:cNvPicPr>
+                  </pic:nvPicPr>
+                  <pic:blipFill>
+                    <a:blip r:embed="rId11" cstate="print">
+                      <a:extLst>
+                        <a:ext uri="{28A0092B-C50C-407E-A947-70E740481C1C}">
+                          <a14:useLocalDpi xmlns:a14="http://schemas.microsoft.com/office/drawing/2010/main" val="0"/>
+                        </a:ext>
+                      </a:extLst>
+                    </a:blip>
+                    <a:srcRect/>
+                    <a:stretch>
+                      <a:fillRect/>
+                    </a:stretch>
+                  </pic:blipFill>
+                  <pic:spPr bwMode="auto">
+                    <a:xfrm>
+                      <a:off x="0" y="0"/>
+                      <a:ext cx="5943600" cy="2692400"/>
+                    </a:xfrm>
+                    <a:prstGeom prst="rect">
+                      <a:avLst/>
+                    </a:prstGeom>
+                    <a:noFill/>
+                    <a:ln>
+                      <a:solidFill>
+                        <a:schemeClr val="accent1"/>
+                      </a:solidFill>
+                    </a:ln>
+                  </pic:spPr>
+                </pic:pic>
+              </a:graphicData>
+            </a:graphic>
+          </wp:inline>
+        </w:drawing>
+      </w:r>
+    </w:p>
+    <w:p>
+      <w:pPr>
+        <w:pStyle w:val="infoblue0"/>
+        <w:ind w:left="2127" w:hanging="1996"/>
+        <w:jc w:val="center"/>
+        <w:rPr>
+          <w:i w:val="0"/>
+          <w:iCs w:val="0"/>
+          <w:color w:val="auto"/>
+        </w:rPr>
+      </w:pPr>
+      <w:r>
+        <w:rPr>
+          <w:noProof/>
+        </w:rPr>
+        <w:lastRenderedPageBreak/>
+        <w:drawing>
+          <wp:inline distT="0" distB="0" distL="0" distR="0" wp14:anchorId="05B24A1C" wp14:editId="5E8D2204">
+            <wp:extent cx="5943600" cy="2672715"/>
+            <wp:effectExtent l="19050" t="19050" r="19050" b="13335"/>
+            <wp:docPr id="799138060" name="Picture 3"/>
+            <wp:cNvGraphicFramePr>
+              <a:graphicFrameLocks xmlns:a="http://schemas.openxmlformats.org/drawingml/2006/main" noChangeAspect="1"/>
+            </wp:cNvGraphicFramePr>
+            <a:graphic xmlns:a="http://schemas.openxmlformats.org/drawingml/2006/main">
+              <a:graphicData uri="http://schemas.openxmlformats.org/drawingml/2006/picture">
+                <pic:pic xmlns:pic="http://schemas.openxmlformats.org/drawingml/2006/picture">
+                  <pic:nvPicPr>
+                    <pic:cNvPr id="0" name="Picture 5"/>
+                    <pic:cNvPicPr>
+                      <a:picLocks noChangeAspect="1" noChangeArrowheads="1"/>
+                    </pic:cNvPicPr>
+                  </pic:nvPicPr>
+                  <pic:blipFill>
+                    <a:blip r:embed="rId12" cstate="print">
+                      <a:extLst>
+                        <a:ext uri="{28A0092B-C50C-407E-A947-70E740481C1C}">
+                          <a14:useLocalDpi xmlns:a14="http://schemas.microsoft.com/office/drawing/2010/main" val="0"/>
+                        </a:ext>
+                      </a:extLst>
+                    </a:blip>
+                    <a:srcRect/>
+                    <a:stretch>
+                      <a:fillRect/>
+                    </a:stretch>
+                  </pic:blipFill>
+                  <pic:spPr bwMode="auto">
+                    <a:xfrm>
+                      <a:off x="0" y="0"/>
+                      <a:ext cx="5943600" cy="2672715"/>
+                    </a:xfrm>
+                    <a:prstGeom prst="rect">
+                      <a:avLst/>
+                    </a:prstGeom>
+                    <a:noFill/>
+                    <a:ln>
+                      <a:solidFill>
+                        <a:schemeClr val="accent1"/>
+                      </a:solidFill>
+                    </a:ln>
+                  </pic:spPr>
+                </pic:pic>
+              </a:graphicData>
+            </a:graphic>
+          </wp:inline>
+        </w:drawing>
+      </w:r>
+    </w:p>
+    <w:p>
+      <w:pPr>
+        <w:pStyle w:val="infoblue0"/>
+        <w:ind w:left="2127" w:hanging="1996"/>
+        <w:jc w:val="center"/>
+        <w:rPr>
+          <w:i w:val="0"/>
+          <w:iCs w:val="0"/>
+          <w:color w:val="auto"/>
+        </w:rPr>
+      </w:pPr>
+      <w:r>
+        <w:rPr>
+          <w:noProof/>
+        </w:rPr>
+        <w:drawing>
+          <wp:inline distT="0" distB="0" distL="0" distR="0" wp14:anchorId="3181EFD1" wp14:editId="3F29978D">
+            <wp:extent cx="5943600" cy="2668270"/>
+            <wp:effectExtent l="19050" t="19050" r="19050" b="17780"/>
+            <wp:docPr id="626711127" name="Picture 4"/>
+            <wp:cNvGraphicFramePr>
+              <a:graphicFrameLocks xmlns:a="http://schemas.openxmlformats.org/drawingml/2006/main" noChangeAspect="1"/>
+            </wp:cNvGraphicFramePr>
+            <a:graphic xmlns:a="http://schemas.openxmlformats.org/drawingml/2006/main">
+              <a:graphicData uri="http://schemas.openxmlformats.org/drawingml/2006/picture">
+                <pic:pic xmlns:pic="http://schemas.openxmlformats.org/drawingml/2006/picture">
+                  <pic:nvPicPr>
+                    <pic:cNvPr id="0" name="Picture 7"/>
+                    <pic:cNvPicPr>
+                      <a:picLocks noChangeAspect="1" noChangeArrowheads="1"/>
+                    </pic:cNvPicPr>
+                  </pic:nvPicPr>
+                  <pic:blipFill>
+                    <a:blip r:embed="rId13" cstate="print">
+                      <a:extLst>
+                        <a:ext uri="{28A0092B-C50C-407E-A947-70E740481C1C}">
+                          <a14:useLocalDpi xmlns:a14="http://schemas.microsoft.com/office/drawing/2010/main" val="0"/>
+                        </a:ext>
+                      </a:extLst>
+                    </a:blip>
+                    <a:srcRect/>
+                    <a:stretch>
+                      <a:fillRect/>
+                    </a:stretch>
+                  </pic:blipFill>
+                  <pic:spPr bwMode="auto">
+                    <a:xfrm>
+                      <a:off x="0" y="0"/>
+                      <a:ext cx="5943600" cy="2668270"/>
+                    </a:xfrm>
+                    <a:prstGeom prst="rect">
+                      <a:avLst/>
+                    </a:prstGeom>
+                    <a:noFill/>
+                    <a:ln>
+                      <a:solidFill>
+                        <a:schemeClr val="accent1"/>
+                      </a:solidFill>
+                    </a:ln>
+                  </pic:spPr>
+                </pic:pic>
+              </a:graphicData>
+            </a:graphic>
+          </wp:inline>
+        </w:drawing>
+      </w:r>
+    </w:p>
+    <w:p>
+      <w:pPr>
+        <w:pStyle w:val="infoblue0"/>
+        <w:ind w:left="2127" w:hanging="1996"/>
+        <w:jc w:val="center"/>
+        <w:rPr>
+          <w:i w:val="0"/>
+          <w:iCs w:val="0"/>
+          <w:color w:val="auto"/>
+        </w:rPr>
+      </w:pPr>
+      <w:r>
+        <w:rPr>
+          <w:noProof/>
+        </w:rPr>
+        <w:drawing>
+          <wp:inline distT="0" distB="0" distL="0" distR="0" wp14:anchorId="5E408634" wp14:editId="75B801E6">
+            <wp:extent cx="5943600" cy="1729105"/>
+            <wp:effectExtent l="19050" t="19050" r="19050" b="23495"/>
+            <wp:docPr id="533632004" name="Picture 5"/>
+            <wp:cNvGraphicFramePr>
+              <a:graphicFrameLocks xmlns:a="http://schemas.openxmlformats.org/drawingml/2006/main" noChangeAspect="1"/>
+            </wp:cNvGraphicFramePr>
+            <a:graphic xmlns:a="http://schemas.openxmlformats.org/drawingml/2006/main">
+              <a:graphicData uri="http://schemas.openxmlformats.org/drawingml/2006/picture">
+                <pic:pic xmlns:pic="http://schemas.openxmlformats.org/drawingml/2006/picture">
+                  <pic:nvPicPr>
+                    <pic:cNvPr id="0" name="Picture 9"/>
+                    <pic:cNvPicPr>
+                      <a:picLocks noChangeAspect="1" noChangeArrowheads="1"/>
+                    </pic:cNvPicPr>
+                  </pic:nvPicPr>
+                  <pic:blipFill>
+                    <a:blip r:embed="rId14" cstate="print">
+                      <a:extLst>
+                        <a:ext uri="{28A0092B-C50C-407E-A947-70E740481C1C}">
+                          <a14:useLocalDpi xmlns:a14="http://schemas.microsoft.com/office/drawing/2010/main" val="0"/>
+                        </a:ext>
+                      </a:extLst>
+                    </a:blip>
+                    <a:srcRect/>
+                    <a:stretch>
+                      <a:fillRect/>
+                    </a:stretch>
+                  </pic:blipFill>
+                  <pic:spPr bwMode="auto">
+                    <a:xfrm>
+                      <a:off x="0" y="0"/>
+                      <a:ext cx="5943600" cy="1729105"/>
+                    </a:xfrm>
+                    <a:prstGeom prst="rect">
+                      <a:avLst/>
+                    </a:prstGeom>
+                    <a:noFill/>
+                    <a:ln>
+                      <a:solidFill>
+                        <a:schemeClr val="accent1"/>
+                      </a:solidFill>
+                    </a:ln>
+                  </pic:spPr>
+                </pic:pic>
+              </a:graphicData>
+            </a:graphic>
+          </wp:inline>
+        </w:drawing>
+      </w:r>
+    </w:p>
+    <w:p>
+      <w:pPr>
         <w:pStyle w:val="Heading3"/>
       </w:pPr>
-      <w:bookmarkStart w:id="37" w:name="_Toc524312847"/>
-      <w:bookmarkStart w:id="38" w:name="_Toc307271028"/>
-      <w:r>
+      <w:bookmarkStart w:id="41" w:name="_Toc524312847"/>
+      <w:bookmarkStart w:id="42" w:name="_Toc243574411"/>
+      <w:r>
+        <w:lastRenderedPageBreak/>
         <w:t>Project Schedule</w:t>
       </w:r>
-      <w:bookmarkEnd w:id="37"/>
-      <w:bookmarkEnd w:id="38"/>
+      <w:bookmarkEnd w:id="41"/>
+      <w:bookmarkEnd w:id="42"/>
     </w:p>
     <w:p>
       <w:pPr>
@@ -7444,7 +8281,6 @@
           <w:iCs w:val="0"/>
           <w:color w:val="auto"/>
         </w:rPr>
-        <w:lastRenderedPageBreak/>
         <w:t>The schedule is an initial baseline and may be adjusted to reflect actual progress. However, the overall plan will retain the five required Sprints and the corresponding course milestones unless the instructor provides different guidance.</w:t>
       </w:r>
     </w:p>
@@ -7452,13 +8288,13 @@
       <w:pPr>
         <w:pStyle w:val="Heading3"/>
       </w:pPr>
-      <w:bookmarkStart w:id="39" w:name="_Toc524312848"/>
-      <w:bookmarkStart w:id="40" w:name="_Toc307271029"/>
+      <w:bookmarkStart w:id="43" w:name="_Toc524312848"/>
+      <w:bookmarkStart w:id="44" w:name="_Toc243574412"/>
       <w:r>
         <w:t>Project Resourcing</w:t>
       </w:r>
-      <w:bookmarkEnd w:id="39"/>
-      <w:bookmarkEnd w:id="40"/>
+      <w:bookmarkEnd w:id="43"/>
+      <w:bookmarkEnd w:id="44"/>
     </w:p>
     <w:p>
       <w:pPr>
@@ -7765,6 +8601,7 @@
                 <w:iCs w:val="0"/>
                 <w:color w:val="auto"/>
               </w:rPr>
+              <w:lastRenderedPageBreak/>
               <w:t>Backend development</w:t>
             </w:r>
           </w:p>
@@ -7984,36 +8821,31 @@
           <w:color w:val="auto"/>
         </w:rPr>
       </w:pPr>
-      <w:bookmarkStart w:id="41" w:name="_Toc447095892"/>
-      <w:bookmarkStart w:id="42" w:name="_Toc512930361"/>
-      <w:bookmarkStart w:id="43" w:name="_Toc447095893"/>
-      <w:bookmarkStart w:id="44" w:name="_Toc512930362"/>
-      <w:bookmarkStart w:id="45" w:name="_Toc430447687"/>
-      <w:bookmarkStart w:id="46" w:name="_Toc447095894"/>
-      <w:bookmarkStart w:id="47" w:name="_Toc512930363"/>
-      <w:bookmarkStart w:id="48" w:name="_Toc430447688"/>
-      <w:bookmarkStart w:id="49" w:name="_Toc430447689"/>
-      <w:bookmarkStart w:id="50" w:name="_Toc447095895"/>
-      <w:bookmarkStart w:id="51" w:name="_Toc512930364"/>
-      <w:bookmarkStart w:id="52" w:name="_Toc430447690"/>
-      <w:bookmarkStart w:id="53" w:name="_Toc447095896"/>
-      <w:bookmarkStart w:id="54" w:name="_Toc512930365"/>
-      <w:bookmarkStart w:id="55" w:name="_Toc447095897"/>
-      <w:bookmarkStart w:id="56" w:name="_Toc512930366"/>
-      <w:bookmarkStart w:id="57" w:name="_Toc430447691"/>
-      <w:bookmarkStart w:id="58" w:name="_Toc447095898"/>
-      <w:bookmarkStart w:id="59" w:name="_Toc512930367"/>
-      <w:bookmarkStart w:id="60" w:name="_Toc447095908"/>
-      <w:bookmarkStart w:id="61" w:name="_Toc512930368"/>
-      <w:bookmarkStart w:id="62" w:name="_Toc513004379"/>
-      <w:bookmarkStart w:id="63" w:name="_Toc307271030"/>
+      <w:bookmarkStart w:id="45" w:name="_Toc447095892"/>
+      <w:bookmarkStart w:id="46" w:name="_Toc512930361"/>
+      <w:bookmarkStart w:id="47" w:name="_Toc447095893"/>
+      <w:bookmarkStart w:id="48" w:name="_Toc512930362"/>
+      <w:bookmarkStart w:id="49" w:name="_Toc430447687"/>
+      <w:bookmarkStart w:id="50" w:name="_Toc447095894"/>
+      <w:bookmarkStart w:id="51" w:name="_Toc512930363"/>
+      <w:bookmarkStart w:id="52" w:name="_Toc430447688"/>
+      <w:bookmarkStart w:id="53" w:name="_Toc430447689"/>
+      <w:bookmarkStart w:id="54" w:name="_Toc447095895"/>
+      <w:bookmarkStart w:id="55" w:name="_Toc512930364"/>
+      <w:bookmarkStart w:id="56" w:name="_Toc430447690"/>
+      <w:bookmarkStart w:id="57" w:name="_Toc447095896"/>
+      <w:bookmarkStart w:id="58" w:name="_Toc512930365"/>
+      <w:bookmarkStart w:id="59" w:name="_Toc447095897"/>
+      <w:bookmarkStart w:id="60" w:name="_Toc512930366"/>
+      <w:bookmarkStart w:id="61" w:name="_Toc430447691"/>
+      <w:bookmarkStart w:id="62" w:name="_Toc447095898"/>
+      <w:bookmarkStart w:id="63" w:name="_Toc512930367"/>
+      <w:bookmarkStart w:id="64" w:name="_Toc447095908"/>
+      <w:bookmarkStart w:id="65" w:name="_Toc512930368"/>
+      <w:bookmarkStart w:id="66" w:name="_Toc513004379"/>
       <w:bookmarkEnd w:id="0"/>
+      <w:bookmarkEnd w:id="2"/>
       <w:bookmarkEnd w:id="3"/>
-      <w:bookmarkEnd w:id="4"/>
-      <w:bookmarkEnd w:id="41"/>
-      <w:bookmarkEnd w:id="42"/>
-      <w:bookmarkEnd w:id="43"/>
-      <w:bookmarkEnd w:id="44"/>
       <w:bookmarkEnd w:id="45"/>
       <w:bookmarkEnd w:id="46"/>
       <w:bookmarkEnd w:id="47"/>
@@ -8031,6 +8863,10 @@
       <w:bookmarkEnd w:id="59"/>
       <w:bookmarkEnd w:id="60"/>
       <w:bookmarkEnd w:id="61"/>
+      <w:bookmarkEnd w:id="62"/>
+      <w:bookmarkEnd w:id="63"/>
+      <w:bookmarkEnd w:id="64"/>
+      <w:bookmarkEnd w:id="65"/>
       <w:r>
         <w:rPr>
           <w:i w:val="0"/>
@@ -8183,7 +9019,6 @@
           <w:iCs w:val="0"/>
           <w:color w:val="auto"/>
         </w:rPr>
-        <w:lastRenderedPageBreak/>
         <w:t>Reviewing backend API conventions, request validation, error handling, and authentication before implementing business functions.</w:t>
       </w:r>
     </w:p>
@@ -8271,11 +9106,12 @@
       <w:pPr>
         <w:pStyle w:val="Heading2"/>
       </w:pPr>
+      <w:bookmarkStart w:id="67" w:name="_Toc243574413"/>
       <w:r>
         <w:t>Project Monitoring and Control</w:t>
       </w:r>
-      <w:bookmarkEnd w:id="62"/>
-      <w:bookmarkEnd w:id="63"/>
+      <w:bookmarkEnd w:id="66"/>
+      <w:bookmarkEnd w:id="67"/>
     </w:p>
     <w:p>
       <w:pPr>
@@ -8286,7 +9122,7 @@
           <w:color w:val="auto"/>
         </w:rPr>
       </w:pPr>
-      <w:bookmarkStart w:id="64" w:name="_Toc447095909"/>
+      <w:bookmarkStart w:id="68" w:name="_Toc447095909"/>
       <w:r>
         <w:rPr>
           <w:i w:val="0"/>
@@ -8327,6 +9163,7 @@
           <w:iCs w:val="0"/>
           <w:color w:val="auto"/>
         </w:rPr>
+        <w:lastRenderedPageBreak/>
         <w:t>The project team will use Jira to manage tasks, assign responsibilities, and track progress, while GitHub will be used to manage source code, version history, and code changes. Project documents, including the Vision Document, requirements specifications, design documents, test plans, and final report, will be maintained and updated throughout the project.</w:t>
       </w:r>
     </w:p>
@@ -8334,18 +9171,18 @@
       <w:pPr>
         <w:pStyle w:val="Heading3"/>
       </w:pPr>
-      <w:bookmarkStart w:id="65" w:name="_Toc307271031"/>
+      <w:bookmarkStart w:id="69" w:name="_Toc243574414"/>
       <w:r>
         <w:t>Requirements Management</w:t>
       </w:r>
-      <w:bookmarkEnd w:id="64"/>
-      <w:bookmarkEnd w:id="65"/>
+      <w:bookmarkEnd w:id="68"/>
+      <w:bookmarkEnd w:id="69"/>
     </w:p>
     <w:p>
       <w:pPr>
         <w:pStyle w:val="BodyText"/>
       </w:pPr>
-      <w:bookmarkStart w:id="66" w:name="_Toc447095911"/>
+      <w:bookmarkStart w:id="70" w:name="_Toc447095911"/>
       <w:r>
         <w:t xml:space="preserve">The requirements for the </w:t>
       </w:r>
@@ -8387,43 +9224,38 @@
       <w:pPr>
         <w:pStyle w:val="Heading3"/>
       </w:pPr>
-      <w:bookmarkStart w:id="67" w:name="_Toc447095913"/>
-      <w:bookmarkStart w:id="68" w:name="_Toc307271032"/>
-      <w:bookmarkEnd w:id="66"/>
+      <w:bookmarkStart w:id="71" w:name="_Toc447095913"/>
+      <w:bookmarkStart w:id="72" w:name="_Toc243574415"/>
+      <w:bookmarkEnd w:id="70"/>
       <w:r>
         <w:t xml:space="preserve">Reporting </w:t>
       </w:r>
-      <w:bookmarkEnd w:id="67"/>
+      <w:bookmarkEnd w:id="71"/>
       <w:r>
         <w:t>and Measurement</w:t>
       </w:r>
-      <w:bookmarkEnd w:id="68"/>
+      <w:bookmarkEnd w:id="72"/>
     </w:p>
     <w:p>
       <w:pPr>
         <w:pStyle w:val="BodyText"/>
       </w:pPr>
-      <w:bookmarkStart w:id="69" w:name="_Toc447095914"/>
+      <w:bookmarkStart w:id="73" w:name="_Toc447095914"/>
       <w:r>
         <w:t>Updated cost and schedule estimates, and metrics summary reports, will be generated at the end of each iteration.</w:t>
       </w:r>
     </w:p>
-    <w:bookmarkEnd w:id="69"/>
+    <w:bookmarkEnd w:id="73"/>
     <w:p>
       <w:pPr>
         <w:pStyle w:val="BodyText"/>
       </w:pPr>
       <w:r>
-        <w:t xml:space="preserve">The Minimal Set of Metrics, as described in the RUP </w:t>
-      </w:r>
-      <w:hyperlink r:id="rId11" w:history="1">
-        <w:r>
-          <w:rPr>
-            <w:rStyle w:val="Hyperlink"/>
-          </w:rPr>
-          <w:t>Guidelines: Metrics</w:t>
-        </w:r>
-      </w:hyperlink>
+        <w:t>The Minimal Set of Metrics, as described in the RUP</w:t>
+      </w:r>
+      <w:r>
+        <w:t xml:space="preserve"> Guidelines: Metrics</w:t>
+      </w:r>
       <w:r>
         <w:t>, will be gathered on a weekly basis.  These include:</w:t>
       </w:r>
@@ -8433,7 +9265,6 @@
         <w:pStyle w:val="BodyText"/>
       </w:pPr>
       <w:r>
-        <w:lastRenderedPageBreak/>
         <w:t xml:space="preserve">Earned value for completed tasks. This is used to re-estimate the schedule and budget for the remainder of the project, and/or to identify need for scope changes. </w:t>
       </w:r>
     </w:p>
@@ -8465,22 +9296,22 @@
       <w:pPr>
         <w:pStyle w:val="Heading3"/>
       </w:pPr>
-      <w:bookmarkStart w:id="70" w:name="_Toc307271033"/>
-      <w:bookmarkStart w:id="71" w:name="_Toc447095915"/>
+      <w:bookmarkStart w:id="74" w:name="_Toc447095915"/>
+      <w:bookmarkStart w:id="75" w:name="_Toc243574416"/>
       <w:r>
         <w:t>Risk Management</w:t>
       </w:r>
-      <w:bookmarkEnd w:id="70"/>
+      <w:bookmarkEnd w:id="75"/>
       <w:r>
         <w:t xml:space="preserve"> </w:t>
       </w:r>
-      <w:bookmarkEnd w:id="71"/>
+      <w:bookmarkEnd w:id="74"/>
     </w:p>
     <w:p>
       <w:pPr>
         <w:pStyle w:val="BodyText"/>
       </w:pPr>
-      <w:bookmarkStart w:id="72" w:name="_Toc447095916"/>
+      <w:bookmarkStart w:id="76" w:name="_Toc447095916"/>
       <w:r>
         <w:t>Risks will be identified in Inception Phase using the steps identified in the RUP for Small Projects activity “Identify and Assess Risks”. Project risk is evaluated at least once per iteration and documented in this table. The risks of the greatest magnitude are listed first in the table.</w:t>
       </w:r>
@@ -8651,7 +9482,11 @@
               <w:t>Schedule delays:</w:t>
             </w:r>
             <w:r>
-              <w:t xml:space="preserve"> The team may underestimate the effort required to implement, integrate, and test the system within the academic project schedule. This may result in incomplete features or late submission.</w:t>
+              <w:t xml:space="preserve"> The team may underestimate the effort required to implement, integrate, and </w:t>
+            </w:r>
+            <w:r>
+              <w:lastRenderedPageBreak/>
+              <w:t>test the system within the academic project schedule. This may result in incomplete features or late submission.</w:t>
             </w:r>
           </w:p>
         </w:tc>
@@ -8674,7 +9509,12 @@
               </w:rPr>
             </w:pPr>
             <w:r>
-              <w:t>Break down major tasks into smaller, estimable tasks in Jira. Assign a primary owner and supporting members to each task. Review progress during each iteration and prioritize the core booking workflow if delays occur. Defer non-essential features when necessary.</w:t>
+              <w:lastRenderedPageBreak/>
+              <w:t xml:space="preserve">Break down major tasks into smaller, estimable tasks in Jira. Assign a primary owner and supporting members to each task. Review progress during each iteration and prioritize the </w:t>
+            </w:r>
+            <w:r>
+              <w:lastRenderedPageBreak/>
+              <w:t>core booking workflow if delays occur. Defer non-essential features when necessary.</w:t>
             </w:r>
           </w:p>
         </w:tc>
@@ -8703,6 +9543,7 @@
               </w:rPr>
             </w:pPr>
             <w:r>
+              <w:lastRenderedPageBreak/>
               <w:t>High</w:t>
             </w:r>
           </w:p>
@@ -8972,14 +9813,7 @@
               <w:rPr>
                 <w:rStyle w:val="Strong"/>
               </w:rPr>
-              <w:t xml:space="preserve">Unclear or changing </w:t>
-            </w:r>
-            <w:r>
-              <w:rPr>
-                <w:rStyle w:val="Strong"/>
-              </w:rPr>
-              <w:lastRenderedPageBreak/>
-              <w:t>requirements:</w:t>
+              <w:t>Unclear or changing requirements:</w:t>
             </w:r>
             <w:r>
               <w:t xml:space="preserve"> Incomplete requirements or uncontrolled scope changes may cause rework in the database, API, frontend, and test cases.</w:t>
@@ -9005,12 +9839,7 @@
               </w:rPr>
             </w:pPr>
             <w:r>
-              <w:lastRenderedPageBreak/>
-              <w:t xml:space="preserve">Maintain the Vision Document and supporting </w:t>
-            </w:r>
-            <w:r>
-              <w:lastRenderedPageBreak/>
-              <w:t>requirements documents. Record proposed changes in Jira, evaluate their impact on scope and schedule, and obtain team approval before implementation. Defer changes that are not essential to the agreed scope.</w:t>
+              <w:t>Maintain the Vision Document and supporting requirements documents. Record proposed changes in Jira, evaluate their impact on scope and schedule, and obtain team approval before implementation. Defer changes that are not essential to the agreed scope.</w:t>
             </w:r>
           </w:p>
         </w:tc>
@@ -9039,7 +9868,6 @@
               </w:rPr>
             </w:pPr>
             <w:r>
-              <w:lastRenderedPageBreak/>
               <w:t>Medium</w:t>
             </w:r>
           </w:p>
@@ -9202,6 +10030,7 @@
               </w:rPr>
             </w:pPr>
             <w:r>
+              <w:lastRenderedPageBreak/>
               <w:t>Medium</w:t>
             </w:r>
           </w:p>
@@ -9354,11 +10183,11 @@
       <w:pPr>
         <w:pStyle w:val="Heading3"/>
       </w:pPr>
-      <w:bookmarkStart w:id="73" w:name="_Toc307271034"/>
+      <w:bookmarkStart w:id="77" w:name="_Toc243574417"/>
       <w:r>
         <w:t>Configuration Management</w:t>
       </w:r>
-      <w:bookmarkEnd w:id="73"/>
+      <w:bookmarkEnd w:id="77"/>
     </w:p>
     <w:p>
       <w:pPr>
@@ -9389,21 +10218,21 @@
       <w:pPr>
         <w:pStyle w:val="BodyText"/>
       </w:pPr>
-      <w:bookmarkStart w:id="74" w:name="_Toc447095917"/>
-      <w:bookmarkStart w:id="75" w:name="_Toc512930369"/>
-      <w:bookmarkStart w:id="76" w:name="_Toc447095932"/>
-      <w:bookmarkStart w:id="77" w:name="_Toc512930370"/>
-      <w:bookmarkEnd w:id="72"/>
-      <w:bookmarkEnd w:id="74"/>
-      <w:bookmarkEnd w:id="75"/>
+      <w:bookmarkStart w:id="78" w:name="_Toc447095917"/>
+      <w:bookmarkStart w:id="79" w:name="_Toc512930369"/>
+      <w:bookmarkStart w:id="80" w:name="_Toc447095932"/>
+      <w:bookmarkStart w:id="81" w:name="_Toc512930370"/>
       <w:bookmarkEnd w:id="76"/>
-      <w:bookmarkEnd w:id="77"/>
+      <w:bookmarkEnd w:id="78"/>
+      <w:bookmarkEnd w:id="79"/>
+      <w:bookmarkEnd w:id="80"/>
+      <w:bookmarkEnd w:id="81"/>
     </w:p>
     <w:sectPr>
-      <w:headerReference w:type="default" r:id="rId12"/>
-      <w:footerReference w:type="default" r:id="rId13"/>
-      <w:headerReference w:type="first" r:id="rId14"/>
-      <w:footerReference w:type="first" r:id="rId15"/>
+      <w:headerReference w:type="default" r:id="rId15"/>
+      <w:footerReference w:type="default" r:id="rId16"/>
+      <w:headerReference w:type="first" r:id="rId17"/>
+      <w:footerReference w:type="first" r:id="rId18"/>
       <w:pgSz w:w="12240" w:h="15840" w:code="1"/>
       <w:pgMar w:top="1440" w:right="1440" w:bottom="1440" w:left="1440" w:header="720" w:footer="720" w:gutter="0"/>
       <w:cols w:space="720"/>
@@ -9782,7 +10611,13 @@
             <w:ind w:right="68"/>
           </w:pPr>
           <w:r>
-            <w:t xml:space="preserve"> Version:          1.0</w:t>
+            <w:t xml:space="preserve"> Version:          </w:t>
+          </w:r>
+          <w:r>
+            <w:t>2</w:t>
+          </w:r>
+          <w:r>
+            <w:t>.0</w:t>
           </w:r>
         </w:p>
       </w:tc>
@@ -9809,10 +10644,7 @@
             <w:t xml:space="preserve">  Date: </w:t>
           </w:r>
           <w:r>
-            <w:t>1</w:t>
-          </w:r>
-          <w:r>
-            <w:t>6</w:t>
+            <w:t>22</w:t>
           </w:r>
           <w:r>
             <w:t>/</w:t>
@@ -11598,9 +12430,13 @@
     <w:lsdException w:name="heading 7" w:qFormat="1"/>
     <w:lsdException w:name="heading 8" w:qFormat="1"/>
     <w:lsdException w:name="heading 9" w:qFormat="1"/>
+    <w:lsdException w:name="toc 1" w:uiPriority="39"/>
+    <w:lsdException w:name="toc 2" w:uiPriority="39"/>
+    <w:lsdException w:name="toc 3" w:uiPriority="39"/>
     <w:lsdException w:name="caption" w:semiHidden="1" w:unhideWhenUsed="1" w:qFormat="1"/>
     <w:lsdException w:name="Title" w:qFormat="1"/>
     <w:lsdException w:name="Subtitle" w:qFormat="1"/>
+    <w:lsdException w:name="Hyperlink" w:uiPriority="99"/>
     <w:lsdException w:name="Strong" w:uiPriority="22" w:qFormat="1"/>
     <w:lsdException w:name="Emphasis" w:qFormat="1"/>
     <w:lsdException w:name="Normal (Web)" w:uiPriority="99"/>
@@ -12118,7 +12954,7 @@
     <w:name w:val="toc 1"/>
     <w:basedOn w:val="Normal"/>
     <w:next w:val="Normal"/>
-    <w:semiHidden/>
+    <w:uiPriority w:val="39"/>
     <w:pPr>
       <w:spacing w:before="240" w:after="120"/>
     </w:pPr>
@@ -12132,7 +12968,7 @@
     <w:name w:val="toc 2"/>
     <w:basedOn w:val="Normal"/>
     <w:next w:val="Normal"/>
-    <w:semiHidden/>
+    <w:uiPriority w:val="39"/>
     <w:pPr>
       <w:spacing w:before="120"/>
       <w:ind w:left="200"/>
@@ -12147,7 +12983,7 @@
     <w:name w:val="toc 3"/>
     <w:basedOn w:val="Normal"/>
     <w:next w:val="Normal"/>
-    <w:semiHidden/>
+    <w:uiPriority w:val="39"/>
     <w:pPr>
       <w:ind w:left="400"/>
     </w:pPr>
@@ -12452,6 +13288,7 @@
   <w:style w:type="character" w:styleId="Hyperlink">
     <w:name w:val="Hyperlink"/>
     <w:basedOn w:val="DefaultParagraphFont"/>
+    <w:uiPriority w:val="99"/>
     <w:rPr>
       <w:color w:val="0000FF"/>
       <w:u w:val="single"/>

--- a/pa/PA2/01. Software Development Plan.docx
+++ b/pa/PA2/01. Software Development Plan.docx
@@ -2451,7 +2451,7 @@
             <w:noProof/>
             <w:webHidden/>
           </w:rPr>
-          <w:t>13</w:t>
+          <w:t>15</w:t>
         </w:r>
         <w:r>
           <w:rPr>
@@ -2541,7 +2541,7 @@
             <w:noProof/>
             <w:webHidden/>
           </w:rPr>
-          <w:t>14</w:t>
+          <w:t>15</w:t>
         </w:r>
         <w:r>
           <w:rPr>
@@ -2635,7 +2635,7 @@
             <w:noProof/>
             <w:webHidden/>
           </w:rPr>
-          <w:t>15</w:t>
+          <w:t>16</w:t>
         </w:r>
         <w:r>
           <w:rPr>
@@ -2725,7 +2725,7 @@
             <w:noProof/>
             <w:webHidden/>
           </w:rPr>
-          <w:t>15</w:t>
+          <w:t>17</w:t>
         </w:r>
         <w:r>
           <w:rPr>
@@ -2815,7 +2815,7 @@
             <w:noProof/>
             <w:webHidden/>
           </w:rPr>
-          <w:t>15</w:t>
+          <w:t>17</w:t>
         </w:r>
         <w:r>
           <w:rPr>
@@ -2905,7 +2905,7 @@
             <w:noProof/>
             <w:webHidden/>
           </w:rPr>
-          <w:t>16</w:t>
+          <w:t>17</w:t>
         </w:r>
         <w:r>
           <w:rPr>
@@ -2995,7 +2995,7 @@
             <w:noProof/>
             <w:webHidden/>
           </w:rPr>
-          <w:t>17</w:t>
+          <w:t>19</w:t>
         </w:r>
         <w:r>
           <w:rPr>
@@ -3044,14 +3044,14 @@
         <w:pStyle w:val="Heading1"/>
       </w:pPr>
       <w:bookmarkStart w:id="1" w:name="_Toc524312826"/>
-      <w:bookmarkStart w:id="2" w:name="_Toc456598586"/>
-      <w:bookmarkStart w:id="3" w:name="_Toc456600917"/>
-      <w:bookmarkStart w:id="4" w:name="_Toc243574390"/>
+      <w:bookmarkStart w:id="2" w:name="_Toc243574390"/>
+      <w:bookmarkStart w:id="3" w:name="_Toc456598586"/>
+      <w:bookmarkStart w:id="4" w:name="_Toc456600917"/>
       <w:r>
         <w:t>Introduction</w:t>
       </w:r>
       <w:bookmarkEnd w:id="1"/>
-      <w:bookmarkEnd w:id="4"/>
+      <w:bookmarkEnd w:id="2"/>
     </w:p>
     <w:p>
       <w:pPr>
@@ -7237,7 +7237,7 @@
         </w:rPr>
         <w:lastRenderedPageBreak/>
         <w:drawing>
-          <wp:inline distT="0" distB="0" distL="0" distR="0" wp14:anchorId="042FF54D" wp14:editId="3F82C05F">
+          <wp:inline distT="0" distB="0" distL="0" distR="0" wp14:anchorId="042FF54D" wp14:editId="23DA9390">
             <wp:extent cx="5943600" cy="2672080"/>
             <wp:effectExtent l="19050" t="19050" r="19050" b="13970"/>
             <wp:docPr id="262007974" name="Picture 1"/>
@@ -7304,7 +7304,7 @@
           <w:noProof/>
         </w:rPr>
         <w:drawing>
-          <wp:inline distT="0" distB="0" distL="0" distR="0" wp14:anchorId="45173385" wp14:editId="501AFF57">
+          <wp:inline distT="0" distB="0" distL="0" distR="0" wp14:anchorId="45173385" wp14:editId="69BD7266">
             <wp:extent cx="5943600" cy="2692400"/>
             <wp:effectExtent l="19050" t="19050" r="19050" b="12700"/>
             <wp:docPr id="2014384289" name="Picture 2"/>
@@ -7372,7 +7372,7 @@
         </w:rPr>
         <w:lastRenderedPageBreak/>
         <w:drawing>
-          <wp:inline distT="0" distB="0" distL="0" distR="0" wp14:anchorId="05B24A1C" wp14:editId="5E8D2204">
+          <wp:inline distT="0" distB="0" distL="0" distR="0" wp14:anchorId="05B24A1C" wp14:editId="67D4CCB0">
             <wp:extent cx="5943600" cy="2672715"/>
             <wp:effectExtent l="19050" t="19050" r="19050" b="13335"/>
             <wp:docPr id="799138060" name="Picture 3"/>
@@ -7439,7 +7439,7 @@
           <w:noProof/>
         </w:rPr>
         <w:drawing>
-          <wp:inline distT="0" distB="0" distL="0" distR="0" wp14:anchorId="3181EFD1" wp14:editId="3F29978D">
+          <wp:inline distT="0" distB="0" distL="0" distR="0" wp14:anchorId="3181EFD1" wp14:editId="552AD907">
             <wp:extent cx="5943600" cy="2668270"/>
             <wp:effectExtent l="19050" t="19050" r="19050" b="17780"/>
             <wp:docPr id="626711127" name="Picture 4"/>
@@ -7506,7 +7506,7 @@
           <w:noProof/>
         </w:rPr>
         <w:drawing>
-          <wp:inline distT="0" distB="0" distL="0" distR="0" wp14:anchorId="5E408634" wp14:editId="75B801E6">
+          <wp:inline distT="0" distB="0" distL="0" distR="0" wp14:anchorId="5E408634" wp14:editId="10E5A656">
             <wp:extent cx="5943600" cy="1729105"/>
             <wp:effectExtent l="19050" t="19050" r="19050" b="23495"/>
             <wp:docPr id="533632004" name="Picture 5"/>
@@ -8844,8 +8844,8 @@
       <w:bookmarkStart w:id="65" w:name="_Toc512930368"/>
       <w:bookmarkStart w:id="66" w:name="_Toc513004379"/>
       <w:bookmarkEnd w:id="0"/>
-      <w:bookmarkEnd w:id="2"/>
       <w:bookmarkEnd w:id="3"/>
+      <w:bookmarkEnd w:id="4"/>
       <w:bookmarkEnd w:id="45"/>
       <w:bookmarkEnd w:id="46"/>
       <w:bookmarkEnd w:id="47"/>
@@ -9296,16 +9296,16 @@
       <w:pPr>
         <w:pStyle w:val="Heading3"/>
       </w:pPr>
-      <w:bookmarkStart w:id="74" w:name="_Toc447095915"/>
-      <w:bookmarkStart w:id="75" w:name="_Toc243574416"/>
+      <w:bookmarkStart w:id="74" w:name="_Toc243574416"/>
+      <w:bookmarkStart w:id="75" w:name="_Toc447095915"/>
       <w:r>
         <w:t>Risk Management</w:t>
       </w:r>
+      <w:bookmarkEnd w:id="74"/>
+      <w:r>
+        <w:t xml:space="preserve"> </w:t>
+      </w:r>
       <w:bookmarkEnd w:id="75"/>
-      <w:r>
-        <w:t xml:space="preserve"> </w:t>
-      </w:r>
-      <w:bookmarkEnd w:id="74"/>
     </w:p>
     <w:p>
       <w:pPr>
@@ -10357,7 +10357,7 @@
             <w:sym w:font="Symbol" w:char="F0D3"/>
           </w:r>
           <w:r>
-            <w:t>InnoVerse</w:t>
+            <w:t>Promethe-Phos</w:t>
           </w:r>
           <w:r>
             <w:t xml:space="preserve">, </w:t>
@@ -10545,7 +10545,7 @@
         <w:b/>
         <w:sz w:val="36"/>
       </w:rPr>
-      <w:t>InnoVerse</w:t>
+      <w:t>Promethe-Phos</w:t>
     </w:r>
   </w:p>
   <w:p>
